--- a/tests/corpus_v2/docs/cx_lease_0021.docx
+++ b/tests/corpus_v2/docs/cx_lease_0021.docx
@@ -21,19 +21,25 @@
         <w:rPr>
           <w:b/>
         </w:rPr>
-        <w:t xml:space="preserve">№ 168/2024-Д</w:t>
-      </w:r>
-    </w:p>
-    <w:p/>
-    <w:p>
-      <w:r>
-        <w:t xml:space="preserve">г. Нижний Новгород</w:t>
+        <w:t xml:space="preserve">№ </w:t>
+      </w:r>
+      <w:r>
+        <w:rPr>
+          <w:b/>
+        </w:rPr>
+        <w:t xml:space="preserve">8/10</w:t>
+      </w:r>
+    </w:p>
+    <w:p/>
+    <w:p>
+      <w:r>
+        <w:t xml:space="preserve">г. Сергиев Посад</w:t>
       </w:r>
       <w:r>
         <w:t xml:space="preserve">     </w:t>
       </w:r>
       <w:r>
-        <w:t xml:space="preserve">«26» января 2024 г.</w:t>
+        <w:t xml:space="preserve">16 мая 2025 г.</w:t>
       </w:r>
     </w:p>
     <w:p/>
@@ -72,10 +78,10 @@
         <w:t xml:space="preserve">Устава</w:t>
       </w:r>
       <w:r>
-        <w:t xml:space="preserve">, с другой стороны, совместно именуемые «Стороны», заключили настоящий </w:t>
-      </w:r>
-      <w:r>
-        <w:t xml:space="preserve">Договор № 33/2025-А</w:t>
+        <w:t xml:space="preserve">, с другой стороны, совместно именуемые «Стороны», заключили настоящий Договор № </w:t>
+      </w:r>
+      <w:r>
+        <w:t xml:space="preserve">18Ф-26753/21-451Д</w:t>
       </w:r>
       <w:r>
         <w:t xml:space="preserve"> (далее — Договор) о нижеследующем:</w:t>
@@ -106,7 +112,7 @@
         <w:t xml:space="preserve">Срок передачи помещения по акту приёма-передачи — </w:t>
       </w:r>
       <w:r>
-        <w:t xml:space="preserve">10 рабочих дней с момента поступления денежных средств на расчетный счет</w:t>
+        <w:t xml:space="preserve">в течение трех календарных дней с момента заключения контракта</w:t>
       </w:r>
       <w:r>
         <w:t xml:space="preserve">.</w:t>
@@ -120,7 +126,7 @@
         <w:t xml:space="preserve">Арендная плата за месяц: </w:t>
       </w:r>
       <w:r>
-        <w:t xml:space="preserve">Без НДС</w:t>
+        <w:t xml:space="preserve">1600002 рубля</w:t>
       </w:r>
       <w:r>
         <w:t xml:space="preserve">. Плата вносится ежемесячно не позднее 10-го числа текущего месяца.</w:t>
@@ -148,13 +154,10 @@
         <w:t xml:space="preserve">2.1. Общая цена Договора: </w:t>
       </w:r>
       <w:r>
-        <w:t xml:space="preserve">6 700 000</w:t>
-      </w:r>
-      <w:r>
-        <w:t xml:space="preserve">, а прописью: </w:t>
-      </w:r>
-      <w:r>
-        <w:t xml:space="preserve">шесть семьсот тысяч рублей</w:t>
+        <w:t xml:space="preserve">Один миллион два рубля 0 коп.</w:t>
+      </w:r>
+      <w:r>
+        <w:t xml:space="preserve">, НДС не облагается, т.к. применяется УСН</w:t>
       </w:r>
       <w:r>
         <w:t xml:space="preserve">.</w:t>
@@ -165,7 +168,7 @@
         <w:t xml:space="preserve">2.2. Налог: </w:t>
       </w:r>
       <w:r>
-        <w:t xml:space="preserve">не более 5% от цены договора</w:t>
+        <w:t xml:space="preserve">1/130 ключевой ставки ЦБ РФ от цены Договора</w:t>
       </w:r>
       <w:r>
         <w:t xml:space="preserve">.</w:t>
@@ -176,7 +179,7 @@
         <w:t xml:space="preserve">2.3. Срок оплаты — </w:t>
       </w:r>
       <w:r>
-        <w:t xml:space="preserve">5 рабочих дней</w:t>
+        <w:t xml:space="preserve">в течение 30 (Тридцати) дней с момента подписания акта</w:t>
       </w:r>
       <w:r>
         <w:t xml:space="preserve">.</w:t>
@@ -196,7 +199,7 @@
         <w:t xml:space="preserve">, артикул </w:t>
       </w:r>
       <w:r>
-        <w:t xml:space="preserve">RM-8965-21</w:t>
+        <w:t xml:space="preserve">RM-4660-33</w:t>
       </w:r>
       <w:r>
         <w:t xml:space="preserve">, код </w:t>
@@ -256,7 +259,7 @@
         <w:t xml:space="preserve">. Цена — </w:t>
       </w:r>
       <w:r>
-        <w:t xml:space="preserve">15 000 (Пятнадцать тысяч) рублей 50 копеек</w:t>
+        <w:t xml:space="preserve">цена Контракта составляет ______ рублей ______ копеек</w:t>
       </w:r>
       <w:r>
         <w:t xml:space="preserve">.</w:t>
@@ -276,7 +279,7 @@
         <w:t xml:space="preserve">3.1. Место исполнения обязательств: </w:t>
       </w:r>
       <w:r>
-        <w:t xml:space="preserve">420111, г. Казань, наб. Гагарина, д. 22, кв. 15</w:t>
+        <w:t xml:space="preserve">394000, г. Воронеж, ул. Гагарина, д. 33, кв. 29</w:t>
       </w:r>
       <w:r>
         <w:t xml:space="preserve">.</w:t>
@@ -293,7 +296,7 @@
         <w:t xml:space="preserve">, тел. </w:t>
       </w:r>
       <w:r>
-        <w:t xml:space="preserve">+7 (812) 213-78-87</w:t>
+        <w:t xml:space="preserve">+7 (383) 716-62-79</w:t>
       </w:r>
       <w:r>
         <w:t xml:space="preserve">.</w:t>
@@ -304,7 +307,7 @@
         <w:t xml:space="preserve">3.3. Срок исполнения обязательств — </w:t>
       </w:r>
       <w:r>
-        <w:t xml:space="preserve">не позднее 14.09.2026</w:t>
+        <w:t xml:space="preserve">не позднее 24.12.2026</w:t>
       </w:r>
       <w:r>
         <w:t xml:space="preserve">.</w:t>
@@ -335,13 +338,13 @@
         <w:t xml:space="preserve">Размер неустойки за нарушение сроков оплаты: </w:t>
       </w:r>
       <w:r>
-        <w:t xml:space="preserve">1/150 ключевой ставки ЦБ РФ</w:t>
+        <w:t xml:space="preserve">1/300 ключевой ставки ЦБ РФ от стоимости неоплаченных работ</w:t>
       </w:r>
       <w:r>
         <w:t xml:space="preserve">. Предельный размер ответственности: </w:t>
       </w:r>
       <w:r>
-        <w:t xml:space="preserve">НДС 22%</w:t>
+        <w:t xml:space="preserve">0,01 процента от общей суммы счета</w:t>
       </w:r>
       <w:r>
         <w:t xml:space="preserve">.</w:t>
@@ -363,7 +366,7 @@
         <w:t xml:space="preserve">Сторона, для которой создалась невозможность исполнения, обязана уведомить другую Сторону. Срок уведомления — </w:t>
       </w:r>
       <w:r>
-        <w:t xml:space="preserve">не более 12 месяцев с момента заключения кредитного договора</w:t>
+        <w:t xml:space="preserve">в течение сорока пяти рабочих дней с момента поступления денежных средств на расчетный счет</w:t>
       </w:r>
       <w:r>
         <w:t xml:space="preserve">.</w:t>
@@ -377,13 +380,85 @@
         <w:t xml:space="preserve">Все споры и разногласия решаются путём переговоров. Претензионный порядок обязателен, срок ответа на претензию — </w:t>
       </w:r>
       <w:r>
-        <w:t xml:space="preserve">в течение 5 банковских дней с даты подписания Сторонами акта сдачи-приемки оказанных услуг</w:t>
-      </w:r>
-      <w:r>
-        <w:t xml:space="preserve">.</w:t>
-      </w:r>
-    </w:p>
-    <w:p/>
+        <w:t xml:space="preserve">в течение 20 (Двадцати) банковских дней</w:t>
+      </w:r>
+      <w:r>
+        <w:t xml:space="preserve">.</w:t>
+      </w:r>
+    </w:p>
+    <w:p/>
+    <w:p/>
+    <w:p/>
+    <w:p>
+      <w:r>
+        <w:rPr>
+          <w:b/>
+        </w:rPr>
+        <w:t xml:space="preserve">9. КОНТРОЛЬНЫЕ ВЕЛИЧИНЫ</w:t>
+      </w:r>
+    </w:p>
+    <w:p>
+      <w:r>
+        <w:t xml:space="preserve">9.1. Контрольная запись: </w:t>
+      </w:r>
+      <w:r>
+        <w:rPr>
+          <w:b/>
+        </w:rPr>
+        <w:t xml:space="preserve">57 0</w:t>
+      </w:r>
+      <w:r>
+        <w:t xml:space="preserve">00 (Пятьдесят семь тысяч) руб. 0 коп.</w:t>
+      </w:r>
+      <w:r>
+        <w:t xml:space="preserve">.</w:t>
+      </w:r>
+    </w:p>
+    <w:p>
+      <w:r>
+        <w:t xml:space="preserve">9.2. Контрольная запись: </w:t>
+      </w:r>
+      <w:r>
+        <w:rPr>
+          <w:b/>
+        </w:rPr>
+        <w:t xml:space="preserve">0,0</w:t>
+      </w:r>
+      <w:r>
+        <w:t xml:space="preserve">5 (пять сотых процента) % за каждый день просрочки</w:t>
+      </w:r>
+      <w:r>
+        <w:t xml:space="preserve">.</w:t>
+      </w:r>
+    </w:p>
+    <w:p>
+      <w:r>
+        <w:t xml:space="preserve">9.3. Контрольная запись: </w:t>
+      </w:r>
+      <w:r>
+        <w:rPr>
+          <w:b/>
+        </w:rPr>
+        <w:t xml:space="preserve">в течение 3</w:t>
+      </w:r>
+      <w:r>
+        <w:t xml:space="preserve">0 банковских дней с момента выставления счета</w:t>
+      </w:r>
+      <w:r>
+        <w:t xml:space="preserve">.</w:t>
+      </w:r>
+    </w:p>
+    <w:p>
+      <w:r>
+        <w:t xml:space="preserve">9.4. Контрольная запись: </w:t>
+      </w:r>
+      <w:r>
+        <w:t xml:space="preserve">72/І8</w:t>
+      </w:r>
+      <w:r>
+        <w:t xml:space="preserve">.</w:t>
+      </w:r>
+    </w:p>
     <w:p/>
     <w:p/>
     <w:p>
@@ -400,7 +475,7 @@
       </w:r>
       <w:smartTag w:uri="urn:schemas-microsoft-com:office:smarttags" w:element="PersonName">
         <w:r>
-          <w:t xml:space="preserve">Белов Дмитрий Олегович</w:t>
+          <w:t xml:space="preserve">Петрова Юлия Андреевна</w:t>
         </w:r>
       </w:smartTag>
       <w:r>
@@ -455,7 +530,7 @@
               <w:t xml:space="preserve">Юридический адрес: </w:t>
             </w:r>
             <w:r>
-              <w:t xml:space="preserve">143000, г. Одинцово, просп. Строителей, д. 81, кв. 151</w:t>
+              <w:t xml:space="preserve">620014, г. Екатеринбург, ш. Мира, д. 4, кв. 98</w:t>
             </w:r>
           </w:p>
           <w:p>
@@ -510,7 +585,7 @@
               <w:t xml:space="preserve">Тел.: </w:t>
             </w:r>
             <w:r>
-              <w:t xml:space="preserve">+7 (846) 823-72-42</w:t>
+              <w:t xml:space="preserve">+7 (495) 843-84-55</w:t>
             </w:r>
           </w:p>
           <w:p>
@@ -553,15 +628,7 @@
               <w:t xml:space="preserve">Юридический адрес: </w:t>
             </w:r>
             <w:r>
-              <w:t xml:space="preserve">101000, г. Москва, бул. Полевая, д. 32, кв. 108</w:t>
-            </w:r>
-          </w:p>
-          <w:p>
-            <w:r>
-              <w:t xml:space="preserve">Почтовый адрес: </w:t>
-            </w:r>
-            <w:r>
-              <w:t xml:space="preserve">344002, г. Ростов-на-Дону, ш. Советская, д. 55, кв. 104</w:t>
+              <w:t xml:space="preserve">630099, г. Новосибирск, проезд Космонавтов, д. 10, кв. 57</w:t>
             </w:r>
           </w:p>
           <w:p>
@@ -616,7 +683,7 @@
               <w:t xml:space="preserve">Тел.: </w:t>
             </w:r>
             <w:r>
-              <w:t xml:space="preserve">+7 (846) 196-86-13</w:t>
+              <w:t xml:space="preserve">+7 (383) 408-29-93</w:t>
             </w:r>
           </w:p>
           <w:p>
@@ -624,7 +691,7 @@
               <w:t xml:space="preserve">E-mail: </w:t>
             </w:r>
             <w:r>
-              <w:t xml:space="preserve">vorobev@inbox.ru</w:t>
+              <w:t xml:space="preserve">vorobev@sibtrans.ru</w:t>
             </w:r>
           </w:p>
           <w:p/>

--- a/tests/corpus_v2/docs/cx_lease_0021.docx
+++ b/tests/corpus_v2/docs/cx_lease_0021.docx
@@ -27,19 +27,19 @@
         <w:rPr>
           <w:b/>
         </w:rPr>
-        <w:t xml:space="preserve">8/10</w:t>
-      </w:r>
-    </w:p>
-    <w:p/>
-    <w:p>
-      <w:r>
-        <w:t xml:space="preserve">г. Сергиев Посад</w:t>
+        <w:t xml:space="preserve">84/2024-Д</w:t>
+      </w:r>
+    </w:p>
+    <w:p/>
+    <w:p>
+      <w:r>
+        <w:t xml:space="preserve">г. Нижний Новгород</w:t>
       </w:r>
       <w:r>
         <w:t xml:space="preserve">     </w:t>
       </w:r>
       <w:r>
-        <w:t xml:space="preserve">16 мая 2025 г.</w:t>
+        <w:t xml:space="preserve">26 января 2024 г.</w:t>
       </w:r>
     </w:p>
     <w:p/>
@@ -81,7 +81,7 @@
         <w:t xml:space="preserve">, с другой стороны, совместно именуемые «Стороны», заключили настоящий Договор № </w:t>
       </w:r>
       <w:r>
-        <w:t xml:space="preserve">18Ф-26753/21-451Д</w:t>
+        <w:t xml:space="preserve">33Ф-77090/14-919Д</w:t>
       </w:r>
       <w:r>
         <w:t xml:space="preserve"> (далее — Договор) о нижеследующем:</w:t>
@@ -112,7 +112,7 @@
         <w:t xml:space="preserve">Срок передачи помещения по акту приёма-передачи — </w:t>
       </w:r>
       <w:r>
-        <w:t xml:space="preserve">в течение трех календарных дней с момента заключения контракта</w:t>
+        <w:t xml:space="preserve">в течение десяти календарных дней с момента заключения контракта</w:t>
       </w:r>
       <w:r>
         <w:t xml:space="preserve">.</w:t>
@@ -126,7 +126,7 @@
         <w:t xml:space="preserve">Арендная плата за месяц: </w:t>
       </w:r>
       <w:r>
-        <w:t xml:space="preserve">1600002 рубля</w:t>
+        <w:t xml:space="preserve">3830002 рубля</w:t>
       </w:r>
       <w:r>
         <w:t xml:space="preserve">. Плата вносится ежемесячно не позднее 10-го числа текущего месяца.</w:t>
@@ -154,7 +154,7 @@
         <w:t xml:space="preserve">2.1. Общая цена Договора: </w:t>
       </w:r>
       <w:r>
-        <w:t xml:space="preserve">Один миллион два рубля 0 коп.</w:t>
+        <w:t xml:space="preserve">Тридцать тысяч два рубля 0 коп.</w:t>
       </w:r>
       <w:r>
         <w:t xml:space="preserve">, НДС не облагается, т.к. применяется УСН</w:t>
@@ -179,7 +179,7 @@
         <w:t xml:space="preserve">2.3. Срок оплаты — </w:t>
       </w:r>
       <w:r>
-        <w:t xml:space="preserve">в течение 30 (Тридцати) дней с момента подписания акта</w:t>
+        <w:t xml:space="preserve">в течение 5 (Пяти) дней с момента подписания акта</w:t>
       </w:r>
       <w:r>
         <w:t xml:space="preserve">.</w:t>
@@ -199,7 +199,7 @@
         <w:t xml:space="preserve">, артикул </w:t>
       </w:r>
       <w:r>
-        <w:t xml:space="preserve">RM-4660-33</w:t>
+        <w:t xml:space="preserve">RM-7647-21</w:t>
       </w:r>
       <w:r>
         <w:t xml:space="preserve">, код </w:t>
@@ -279,7 +279,7 @@
         <w:t xml:space="preserve">3.1. Место исполнения обязательств: </w:t>
       </w:r>
       <w:r>
-        <w:t xml:space="preserve">394000, г. Воронеж, ул. Гагарина, д. 33, кв. 29</w:t>
+        <w:t xml:space="preserve">443010, г. Самара, просп. Строителей, д. 24, кв. 189</w:t>
       </w:r>
       <w:r>
         <w:t xml:space="preserve">.</w:t>
@@ -296,7 +296,7 @@
         <w:t xml:space="preserve">, тел. </w:t>
       </w:r>
       <w:r>
-        <w:t xml:space="preserve">+7 (383) 716-62-79</w:t>
+        <w:t xml:space="preserve">+7 (499) 157-42-24</w:t>
       </w:r>
       <w:r>
         <w:t xml:space="preserve">.</w:t>
@@ -307,7 +307,7 @@
         <w:t xml:space="preserve">3.3. Срок исполнения обязательств — </w:t>
       </w:r>
       <w:r>
-        <w:t xml:space="preserve">не позднее 24.12.2026</w:t>
+        <w:t xml:space="preserve">не позднее 18.10.2026</w:t>
       </w:r>
       <w:r>
         <w:t xml:space="preserve">.</w:t>
@@ -366,7 +366,7 @@
         <w:t xml:space="preserve">Сторона, для которой создалась невозможность исполнения, обязана уведомить другую Сторону. Срок уведомления — </w:t>
       </w:r>
       <w:r>
-        <w:t xml:space="preserve">в течение сорока пяти рабочих дней с момента поступления денежных средств на расчетный счет</w:t>
+        <w:t xml:space="preserve">в течение шестидесяти рабочих дней с момента поступления денежных средств на расчетный счет</w:t>
       </w:r>
       <w:r>
         <w:t xml:space="preserve">.</w:t>
@@ -380,7 +380,7 @@
         <w:t xml:space="preserve">Все споры и разногласия решаются путём переговоров. Претензионный порядок обязателен, срок ответа на претензию — </w:t>
       </w:r>
       <w:r>
-        <w:t xml:space="preserve">в течение 20 (Двадцати) банковских дней</w:t>
+        <w:t xml:space="preserve">в течение 14 (Четырнадцати) банковских дней</w:t>
       </w:r>
       <w:r>
         <w:t xml:space="preserve">.</w:t>
@@ -405,10 +405,10 @@
         <w:rPr>
           <w:b/>
         </w:rPr>
-        <w:t xml:space="preserve">57 0</w:t>
-      </w:r>
-      <w:r>
-        <w:t xml:space="preserve">00 (Пятьдесят семь тысяч) руб. 0 коп.</w:t>
+        <w:t xml:space="preserve">5 0</w:t>
+      </w:r>
+      <w:r>
+        <w:t xml:space="preserve">80 000 (Пять миллионов восемьдесят тысяч) руб. 0 коп.</w:t>
       </w:r>
       <w:r>
         <w:t xml:space="preserve">.</w:t>
@@ -453,7 +453,24 @@
         <w:t xml:space="preserve">9.4. Контрольная запись: </w:t>
       </w:r>
       <w:r>
-        <w:t xml:space="preserve">72/І8</w:t>
+        <w:t xml:space="preserve">3680б/6Ч8-сс</w:t>
+      </w:r>
+      <w:r>
+        <w:t xml:space="preserve">.</w:t>
+      </w:r>
+    </w:p>
+    <w:p>
+      <w:r>
+        <w:t xml:space="preserve">9.5. Цена по протоколу разногласий: </w:t>
+      </w:r>
+      <w:r>
+        <w:t xml:space="preserve">2900000</w:t>
+      </w:r>
+      <w:r>
+        <w:t xml:space="preserve">, а прописью: </w:t>
+      </w:r>
+      <w:r>
+        <w:t xml:space="preserve">два девятьсот тысяч рублей</w:t>
       </w:r>
       <w:r>
         <w:t xml:space="preserve">.</w:t>
@@ -475,7 +492,7 @@
       </w:r>
       <w:smartTag w:uri="urn:schemas-microsoft-com:office:smarttags" w:element="PersonName">
         <w:r>
-          <w:t xml:space="preserve">Петрова Юлия Андреевна</w:t>
+          <w:t xml:space="preserve">Павлов Владимир Егорович</w:t>
         </w:r>
       </w:smartTag>
       <w:r>
@@ -530,7 +547,15 @@
               <w:t xml:space="preserve">Юридический адрес: </w:t>
             </w:r>
             <w:r>
-              <w:t xml:space="preserve">620014, г. Екатеринбург, ш. Мира, д. 4, кв. 98</w:t>
+              <w:t xml:space="preserve">101000, г. Москва, пер. Профсоюзная, д. 5, кв. 85</w:t>
+            </w:r>
+          </w:p>
+          <w:p>
+            <w:r>
+              <w:t xml:space="preserve">Почтовый адрес: </w:t>
+            </w:r>
+            <w:r>
+              <w:t xml:space="preserve">141300, г. Сергиев Посад, просп. Баумана, д. 84, кв. 138</w:t>
             </w:r>
           </w:p>
           <w:p>
@@ -585,7 +610,7 @@
               <w:t xml:space="preserve">Тел.: </w:t>
             </w:r>
             <w:r>
-              <w:t xml:space="preserve">+7 (495) 843-84-55</w:t>
+              <w:t xml:space="preserve">+7 (812) 254-93-72</w:t>
             </w:r>
           </w:p>
           <w:p>
@@ -593,7 +618,7 @@
               <w:t xml:space="preserve">E-mail: </w:t>
             </w:r>
             <w:r>
-              <w:t xml:space="preserve">sokolova@romashka.ru</w:t>
+              <w:t xml:space="preserve">sokolova@mail.ru</w:t>
             </w:r>
           </w:p>
           <w:p/>
@@ -628,7 +653,15 @@
               <w:t xml:space="preserve">Юридический адрес: </w:t>
             </w:r>
             <w:r>
-              <w:t xml:space="preserve">630099, г. Новосибирск, проезд Космонавтов, д. 10, кв. 57</w:t>
+              <w:t xml:space="preserve">420111, г. Казань, просп. Тверская, д. 46, кв. 70</w:t>
+            </w:r>
+          </w:p>
+          <w:p>
+            <w:r>
+              <w:t xml:space="preserve">Почтовый адрес: </w:t>
+            </w:r>
+            <w:r>
+              <w:t xml:space="preserve">620014, г. Екатеринбург, ул. Тверская, д. 88, кв. 185</w:t>
             </w:r>
           </w:p>
           <w:p>
@@ -683,7 +716,7 @@
               <w:t xml:space="preserve">Тел.: </w:t>
             </w:r>
             <w:r>
-              <w:t xml:space="preserve">+7 (383) 408-29-93</w:t>
+              <w:t xml:space="preserve">+7 (383) 672-12-53</w:t>
             </w:r>
           </w:p>
           <w:p>

--- a/tests/corpus_v2/docs/cx_lease_0021.docx
+++ b/tests/corpus_v2/docs/cx_lease_0021.docx
@@ -256,6 +256,12 @@
         <w:t xml:space="preserve">МКАС при ТПП РФ</w:t>
       </w:r>
       <w:r>
+        <w:t xml:space="preserve">. Товар отгружается с сопроводительным документом паспорт качества № </w:t>
+      </w:r>
+      <w:r>
+        <w:t xml:space="preserve">77 14 234254</w:t>
+      </w:r>
+      <w:r>
         <w:t xml:space="preserve">. Цена — </w:t>
       </w:r>
       <w:r>
@@ -279,7 +285,7 @@
         <w:t xml:space="preserve">3.1. Место исполнения обязательств: </w:t>
       </w:r>
       <w:r>
-        <w:t xml:space="preserve">443010, г. Самара, просп. Строителей, д. 24, кв. 189</w:t>
+        <w:t xml:space="preserve">170100, г. Тверь, ул. Гагарина, д. 33, кв. 29</w:t>
       </w:r>
       <w:r>
         <w:t xml:space="preserve">.</w:t>
@@ -296,7 +302,7 @@
         <w:t xml:space="preserve">, тел. </w:t>
       </w:r>
       <w:r>
-        <w:t xml:space="preserve">+7 (499) 157-42-24</w:t>
+        <w:t xml:space="preserve">+7 (383) 716-62-79</w:t>
       </w:r>
       <w:r>
         <w:t xml:space="preserve">.</w:t>
@@ -307,7 +313,7 @@
         <w:t xml:space="preserve">3.3. Срок исполнения обязательств — </w:t>
       </w:r>
       <w:r>
-        <w:t xml:space="preserve">не позднее 18.10.2026</w:t>
+        <w:t xml:space="preserve">не позднее 24.12.2026</w:t>
       </w:r>
       <w:r>
         <w:t xml:space="preserve">.</w:t>
@@ -366,7 +372,7 @@
         <w:t xml:space="preserve">Сторона, для которой создалась невозможность исполнения, обязана уведомить другую Сторону. Срок уведомления — </w:t>
       </w:r>
       <w:r>
-        <w:t xml:space="preserve">в течение шестидесяти рабочих дней с момента поступления денежных средств на расчетный счет</w:t>
+        <w:t xml:space="preserve">в течение сорока пяти рабочих дней с момента поступления денежных средств на расчетный счет</w:t>
       </w:r>
       <w:r>
         <w:t xml:space="preserve">.</w:t>
@@ -380,7 +386,7 @@
         <w:t xml:space="preserve">Все споры и разногласия решаются путём переговоров. Претензионный порядок обязателен, срок ответа на претензию — </w:t>
       </w:r>
       <w:r>
-        <w:t xml:space="preserve">в течение 14 (Четырнадцати) банковских дней</w:t>
+        <w:t xml:space="preserve">в течение 20 (Двадцати) банковских дней</w:t>
       </w:r>
       <w:r>
         <w:t xml:space="preserve">.</w:t>
@@ -405,10 +411,10 @@
         <w:rPr>
           <w:b/>
         </w:rPr>
-        <w:t xml:space="preserve">5 0</w:t>
-      </w:r>
-      <w:r>
-        <w:t xml:space="preserve">80 000 (Пять миллионов восемьдесят тысяч) руб. 0 коп.</w:t>
+        <w:t xml:space="preserve">57 0</w:t>
+      </w:r>
+      <w:r>
+        <w:t xml:space="preserve">00 (Пятьдесят семь тысяч) руб. 0 коп.</w:t>
       </w:r>
       <w:r>
         <w:t xml:space="preserve">.</w:t>
@@ -453,7 +459,7 @@
         <w:t xml:space="preserve">9.4. Контрольная запись: </w:t>
       </w:r>
       <w:r>
-        <w:t xml:space="preserve">3680б/6Ч8-сс</w:t>
+        <w:t xml:space="preserve">7З872/261-сс</w:t>
       </w:r>
       <w:r>
         <w:t xml:space="preserve">.</w:t>
@@ -464,13 +470,13 @@
         <w:t xml:space="preserve">9.5. Цена по протоколу разногласий: </w:t>
       </w:r>
       <w:r>
-        <w:t xml:space="preserve">2900000</w:t>
+        <w:t xml:space="preserve">1900000</w:t>
       </w:r>
       <w:r>
         <w:t xml:space="preserve">, а прописью: </w:t>
       </w:r>
       <w:r>
-        <w:t xml:space="preserve">два девятьсот тысяч рублей</w:t>
+        <w:t xml:space="preserve">один девятьсот тысяч рублей</w:t>
       </w:r>
       <w:r>
         <w:t xml:space="preserve">.</w:t>
@@ -492,7 +498,7 @@
       </w:r>
       <w:smartTag w:uri="urn:schemas-microsoft-com:office:smarttags" w:element="PersonName">
         <w:r>
-          <w:t xml:space="preserve">Павлов Владимир Егорович</w:t>
+          <w:t xml:space="preserve">Петрова Ирина Михайловна</w:t>
         </w:r>
       </w:smartTag>
       <w:r>
@@ -547,7 +553,7 @@
               <w:t xml:space="preserve">Юридический адрес: </w:t>
             </w:r>
             <w:r>
-              <w:t xml:space="preserve">101000, г. Москва, пер. Профсоюзная, д. 5, кв. 85</w:t>
+              <w:t xml:space="preserve">143400, г. Красногорск, просп. Баумана, д. 84, кв. 138</w:t>
             </w:r>
           </w:p>
           <w:p>
@@ -555,7 +561,7 @@
               <w:t xml:space="preserve">Почтовый адрес: </w:t>
             </w:r>
             <w:r>
-              <w:t xml:space="preserve">141300, г. Сергиев Посад, просп. Баумана, д. 84, кв. 138</w:t>
+              <w:t xml:space="preserve">170100, г. Тверь, ул. Лесная, д. 31, кв. 141</w:t>
             </w:r>
           </w:p>
           <w:p>
@@ -610,7 +616,7 @@
               <w:t xml:space="preserve">Тел.: </w:t>
             </w:r>
             <w:r>
-              <w:t xml:space="preserve">+7 (812) 254-93-72</w:t>
+              <w:t xml:space="preserve">+7 (499) 465-44-35</w:t>
             </w:r>
           </w:p>
           <w:p>
@@ -653,14 +659,6 @@
               <w:t xml:space="preserve">Юридический адрес: </w:t>
             </w:r>
             <w:r>
-              <w:t xml:space="preserve">420111, г. Казань, просп. Тверская, д. 46, кв. 70</w:t>
-            </w:r>
-          </w:p>
-          <w:p>
-            <w:r>
-              <w:t xml:space="preserve">Почтовый адрес: </w:t>
-            </w:r>
-            <w:r>
               <w:t xml:space="preserve">620014, г. Екатеринбург, ул. Тверская, д. 88, кв. 185</w:t>
             </w:r>
           </w:p>
@@ -716,7 +714,7 @@
               <w:t xml:space="preserve">Тел.: </w:t>
             </w:r>
             <w:r>
-              <w:t xml:space="preserve">+7 (383) 672-12-53</w:t>
+              <w:t xml:space="preserve">+7 (495) 445-72-25</w:t>
             </w:r>
           </w:p>
           <w:p>
@@ -724,7 +722,7 @@
               <w:t xml:space="preserve">E-mail: </w:t>
             </w:r>
             <w:r>
-              <w:t xml:space="preserve">vorobev@sibtrans.ru</w:t>
+              <w:t xml:space="preserve">vorobev@romashka.ru</w:t>
             </w:r>
           </w:p>
           <w:p/>

--- a/tests/corpus_v2/docs/cx_lease_0021.docx
+++ b/tests/corpus_v2/docs/cx_lease_0021.docx
@@ -262,6 +262,42 @@
         <w:t xml:space="preserve">77 14 234254</w:t>
       </w:r>
       <w:r>
+        <w:t xml:space="preserve">. К партии приложен паспорт изделия № </w:t>
+      </w:r>
+      <w:r>
+        <w:t xml:space="preserve">24 24 178663</w:t>
+      </w:r>
+      <w:r>
+        <w:t xml:space="preserve">. Оборудование поставляется с паспортом транспортного средства № </w:t>
+      </w:r>
+      <w:r>
+        <w:t xml:space="preserve">08 09 116374</w:t>
+      </w:r>
+      <w:r>
+        <w:t xml:space="preserve">. Приёмка производится согласно техническому паспорту </w:t>
+      </w:r>
+      <w:r>
+        <w:t xml:space="preserve">69 20 426074</w:t>
+      </w:r>
+      <w:r>
+        <w:t xml:space="preserve">. СНИЛС не указан, номер заказа </w:t>
+      </w:r>
+      <w:r>
+        <w:t xml:space="preserve">558-767-835 93</w:t>
+      </w:r>
+      <w:r>
+        <w:t xml:space="preserve">. Дата рождения не проставлена, документ выдан </w:t>
+      </w:r>
+      <w:r>
+        <w:t xml:space="preserve">09.08.2020</w:t>
+      </w:r>
+      <w:r>
+        <w:t xml:space="preserve">. Код подразделения, см. артикул </w:t>
+      </w:r>
+      <w:r>
+        <w:t xml:space="preserve">048-221</w:t>
+      </w:r>
+      <w:r>
         <w:t xml:space="preserve">. Цена — </w:t>
       </w:r>
       <w:r>
@@ -285,7 +321,7 @@
         <w:t xml:space="preserve">3.1. Место исполнения обязательств: </w:t>
       </w:r>
       <w:r>
-        <w:t xml:space="preserve">170100, г. Тверь, ул. Гагарина, д. 33, кв. 29</w:t>
+        <w:t xml:space="preserve">101000, г. Москва, ш. Победы, д. 56, кв. 53</w:t>
       </w:r>
       <w:r>
         <w:t xml:space="preserve">.</w:t>
@@ -302,7 +338,7 @@
         <w:t xml:space="preserve">, тел. </w:t>
       </w:r>
       <w:r>
-        <w:t xml:space="preserve">+7 (383) 716-62-79</w:t>
+        <w:t xml:space="preserve">+7 (846) 701-63-72</w:t>
       </w:r>
       <w:r>
         <w:t xml:space="preserve">.</w:t>
@@ -313,7 +349,7 @@
         <w:t xml:space="preserve">3.3. Срок исполнения обязательств — </w:t>
       </w:r>
       <w:r>
-        <w:t xml:space="preserve">не позднее 24.12.2026</w:t>
+        <w:t xml:space="preserve">не позднее 09.01.2025</w:t>
       </w:r>
       <w:r>
         <w:t xml:space="preserve">.</w:t>
@@ -372,7 +408,7 @@
         <w:t xml:space="preserve">Сторона, для которой создалась невозможность исполнения, обязана уведомить другую Сторону. Срок уведомления — </w:t>
       </w:r>
       <w:r>
-        <w:t xml:space="preserve">в течение сорока пяти рабочих дней с момента поступления денежных средств на расчетный счет</w:t>
+        <w:t xml:space="preserve">в течение шестидесяти рабочих дней с момента поступления денежных средств на расчетный счет</w:t>
       </w:r>
       <w:r>
         <w:t xml:space="preserve">.</w:t>
@@ -386,7 +422,7 @@
         <w:t xml:space="preserve">Все споры и разногласия решаются путём переговоров. Претензионный порядок обязателен, срок ответа на претензию — </w:t>
       </w:r>
       <w:r>
-        <w:t xml:space="preserve">в течение 20 (Двадцати) банковских дней</w:t>
+        <w:t xml:space="preserve">в течение 30 (Тридцати) банковских дней</w:t>
       </w:r>
       <w:r>
         <w:t xml:space="preserve">.</w:t>
@@ -411,10 +447,10 @@
         <w:rPr>
           <w:b/>
         </w:rPr>
-        <w:t xml:space="preserve">57 0</w:t>
-      </w:r>
-      <w:r>
-        <w:t xml:space="preserve">00 (Пятьдесят семь тысяч) руб. 0 коп.</w:t>
+        <w:t xml:space="preserve">2 6</w:t>
+      </w:r>
+      <w:r>
+        <w:t xml:space="preserve">10 000 (Два миллиона шестьсот десять тысяч) руб. 0 коп.</w:t>
       </w:r>
       <w:r>
         <w:t xml:space="preserve">.</w:t>
@@ -459,7 +495,7 @@
         <w:t xml:space="preserve">9.4. Контрольная запись: </w:t>
       </w:r>
       <w:r>
-        <w:t xml:space="preserve">7З872/261-сс</w:t>
+        <w:t xml:space="preserve">б2821/685-сс</w:t>
       </w:r>
       <w:r>
         <w:t xml:space="preserve">.</w:t>
@@ -470,13 +506,13 @@
         <w:t xml:space="preserve">9.5. Цена по протоколу разногласий: </w:t>
       </w:r>
       <w:r>
-        <w:t xml:space="preserve">1900000</w:t>
+        <w:t xml:space="preserve">9500000</w:t>
       </w:r>
       <w:r>
         <w:t xml:space="preserve">, а прописью: </w:t>
       </w:r>
       <w:r>
-        <w:t xml:space="preserve">один девятьсот тысяч рублей</w:t>
+        <w:t xml:space="preserve">девять пятьсот тысяч рублей</w:t>
       </w:r>
       <w:r>
         <w:t xml:space="preserve">.</w:t>
@@ -498,7 +534,7 @@
       </w:r>
       <w:smartTag w:uri="urn:schemas-microsoft-com:office:smarttags" w:element="PersonName">
         <w:r>
-          <w:t xml:space="preserve">Петрова Ирина Михайловна</w:t>
+          <w:t xml:space="preserve">Беляев Роман Михайлович</w:t>
         </w:r>
       </w:smartTag>
       <w:r>
@@ -553,7 +589,7 @@
               <w:t xml:space="preserve">Юридический адрес: </w:t>
             </w:r>
             <w:r>
-              <w:t xml:space="preserve">143400, г. Красногорск, просп. Баумана, д. 84, кв. 138</w:t>
+              <w:t xml:space="preserve">190000, г. Санкт-Петербург, ш. Кирова, д. 18, кв. 92</w:t>
             </w:r>
           </w:p>
           <w:p>
@@ -561,7 +597,7 @@
               <w:t xml:space="preserve">Почтовый адрес: </w:t>
             </w:r>
             <w:r>
-              <w:t xml:space="preserve">170100, г. Тверь, ул. Лесная, д. 31, кв. 141</w:t>
+              <w:t xml:space="preserve">190000, г. Санкт-Петербург, ш. Промышленная, д. 7, кв. 190</w:t>
             </w:r>
           </w:p>
           <w:p>
@@ -616,7 +652,7 @@
               <w:t xml:space="preserve">Тел.: </w:t>
             </w:r>
             <w:r>
-              <w:t xml:space="preserve">+7 (499) 465-44-35</w:t>
+              <w:t xml:space="preserve">+7 (846) 836-75-81</w:t>
             </w:r>
           </w:p>
           <w:p>
@@ -624,7 +660,7 @@
               <w:t xml:space="preserve">E-mail: </w:t>
             </w:r>
             <w:r>
-              <w:t xml:space="preserve">sokolova@mail.ru</w:t>
+              <w:t xml:space="preserve">sokolova@romashka.ru</w:t>
             </w:r>
           </w:p>
           <w:p/>
@@ -659,7 +695,7 @@
               <w:t xml:space="preserve">Юридический адрес: </w:t>
             </w:r>
             <w:r>
-              <w:t xml:space="preserve">620014, г. Екатеринбург, ул. Тверская, д. 88, кв. 185</w:t>
+              <w:t xml:space="preserve">630099, г. Новосибирск, ул. Лесная, д. 2, кв. 49</w:t>
             </w:r>
           </w:p>
           <w:p>
@@ -714,7 +750,7 @@
               <w:t xml:space="preserve">Тел.: </w:t>
             </w:r>
             <w:r>
-              <w:t xml:space="preserve">+7 (495) 445-72-25</w:t>
+              <w:t xml:space="preserve">+7 (843) 250-53-24</w:t>
             </w:r>
           </w:p>
           <w:p>
@@ -722,7 +758,7 @@
               <w:t xml:space="preserve">E-mail: </w:t>
             </w:r>
             <w:r>
-              <w:t xml:space="preserve">vorobev@romashka.ru</w:t>
+              <w:t xml:space="preserve">vorobev@bk.ru</w:t>
             </w:r>
           </w:p>
           <w:p/>

--- a/tests/corpus_v2/docs/cx_lease_0021.docx
+++ b/tests/corpus_v2/docs/cx_lease_0021.docx
@@ -307,249 +307,120 @@
         <w:t xml:space="preserve">.</w:t>
       </w:r>
     </w:p>
-    <w:p/>
-    <w:p>
-      <w:r>
-        <w:rPr>
-          <w:b/>
-        </w:rPr>
-        <w:t xml:space="preserve">3. МЕСТО И СРОКИ ИСПОЛНЕНИЯ</w:t>
-      </w:r>
-    </w:p>
-    <w:p>
-      <w:r>
-        <w:t xml:space="preserve">3.1. Место исполнения обязательств: </w:t>
-      </w:r>
-      <w:r>
-        <w:t xml:space="preserve">101000, г. Москва, ш. Победы, д. 56, кв. 53</w:t>
-      </w:r>
-      <w:r>
-        <w:t xml:space="preserve">.</w:t>
-      </w:r>
-    </w:p>
-    <w:p>
-      <w:r>
-        <w:t xml:space="preserve">3.2. Контактное лицо со стороны Арендатор — </w:t>
-      </w:r>
-      <w:r>
-        <w:t xml:space="preserve">Воробьёва Николая Алексеевича</w:t>
-      </w:r>
-      <w:r>
-        <w:t xml:space="preserve">, тел. </w:t>
-      </w:r>
-      <w:r>
-        <w:t xml:space="preserve">+7 (846) 701-63-72</w:t>
-      </w:r>
-      <w:r>
-        <w:t xml:space="preserve">.</w:t>
-      </w:r>
-    </w:p>
-    <w:p>
-      <w:r>
-        <w:t xml:space="preserve">3.3. Срок исполнения обязательств — </w:t>
-      </w:r>
-      <w:r>
-        <w:t xml:space="preserve">не позднее 09.01.2025</w:t>
-      </w:r>
-      <w:r>
-        <w:t xml:space="preserve">.</w:t>
-      </w:r>
-    </w:p>
-    <w:p/>
-    <w:p>
-      <w:r>
-        <w:rPr>
-          <w:b/>
-        </w:rPr>
-        <w:t xml:space="preserve">4. ПРОЧИЕ УСЛОВИЯ</w:t>
-      </w:r>
-    </w:p>
-    <w:p>
-      <w:r>
-        <w:t xml:space="preserve">4.1. </w:t>
-      </w:r>
-      <w:r>
-        <w:t xml:space="preserve">Стороны несут ответственность за неисполнение или ненадлежащее исполнение обязательств в соответствии с законодательством Российской Федерации.</w:t>
-      </w:r>
-    </w:p>
-    <w:p>
-      <w:r>
-        <w:t xml:space="preserve">4.2. </w:t>
-      </w:r>
-      <w:r>
-        <w:t xml:space="preserve">Размер неустойки за нарушение сроков оплаты: </w:t>
-      </w:r>
-      <w:r>
-        <w:t xml:space="preserve">1/300 ключевой ставки ЦБ РФ от стоимости неоплаченных работ</w:t>
-      </w:r>
-      <w:r>
-        <w:t xml:space="preserve">. Предельный размер ответственности: </w:t>
-      </w:r>
-      <w:r>
-        <w:t xml:space="preserve">0,01 процента от общей суммы счета</w:t>
-      </w:r>
-      <w:r>
-        <w:t xml:space="preserve">.</w:t>
-      </w:r>
-    </w:p>
-    <w:p>
-      <w:r>
-        <w:t xml:space="preserve">4.3. </w:t>
-      </w:r>
-      <w:r>
-        <w:t xml:space="preserve">Стороны освобождаются от ответственности при наступлении обстоятельств непреодолимой силы, если они прямо повлияли на исполнение обязательств.</w:t>
-      </w:r>
-    </w:p>
-    <w:p>
-      <w:r>
-        <w:t xml:space="preserve">4.4. </w:t>
-      </w:r>
-      <w:r>
-        <w:t xml:space="preserve">Сторона, для которой создалась невозможность исполнения, обязана уведомить другую Сторону. Срок уведомления — </w:t>
-      </w:r>
-      <w:r>
-        <w:t xml:space="preserve">в течение шестидесяти рабочих дней с момента поступления денежных средств на расчетный счет</w:t>
-      </w:r>
-      <w:r>
-        <w:t xml:space="preserve">.</w:t>
-      </w:r>
-    </w:p>
-    <w:p>
-      <w:r>
-        <w:t xml:space="preserve">4.5. </w:t>
-      </w:r>
-      <w:r>
-        <w:t xml:space="preserve">Все споры и разногласия решаются путём переговоров. Претензионный порядок обязателен, срок ответа на претензию — </w:t>
-      </w:r>
-      <w:r>
-        <w:t xml:space="preserve">в течение 30 (Тридцати) банковских дней</w:t>
-      </w:r>
-      <w:r>
-        <w:t xml:space="preserve">.</w:t>
-      </w:r>
-    </w:p>
-    <w:p/>
-    <w:p/>
-    <w:p/>
-    <w:p>
-      <w:r>
-        <w:rPr>
-          <w:b/>
-        </w:rPr>
-        <w:t xml:space="preserve">9. КОНТРОЛЬНЫЕ ВЕЛИЧИНЫ</w:t>
-      </w:r>
-    </w:p>
-    <w:p>
-      <w:r>
-        <w:t xml:space="preserve">9.1. Контрольная запись: </w:t>
-      </w:r>
-      <w:r>
-        <w:rPr>
-          <w:b/>
-        </w:rPr>
-        <w:t xml:space="preserve">2 6</w:t>
-      </w:r>
-      <w:r>
-        <w:t xml:space="preserve">10 000 (Два миллиона шестьсот десять тысяч) руб. 0 коп.</w:t>
-      </w:r>
-      <w:r>
-        <w:t xml:space="preserve">.</w:t>
-      </w:r>
-    </w:p>
-    <w:p>
-      <w:r>
-        <w:t xml:space="preserve">9.2. Контрольная запись: </w:t>
-      </w:r>
-      <w:r>
-        <w:rPr>
-          <w:b/>
-        </w:rPr>
-        <w:t xml:space="preserve">0,0</w:t>
-      </w:r>
-      <w:r>
-        <w:t xml:space="preserve">5 (пять сотых процента) % за каждый день просрочки</w:t>
-      </w:r>
-      <w:r>
-        <w:t xml:space="preserve">.</w:t>
-      </w:r>
-    </w:p>
-    <w:p>
-      <w:r>
-        <w:t xml:space="preserve">9.3. Контрольная запись: </w:t>
-      </w:r>
-      <w:r>
-        <w:rPr>
-          <w:b/>
-        </w:rPr>
-        <w:t xml:space="preserve">в течение 3</w:t>
-      </w:r>
-      <w:r>
-        <w:t xml:space="preserve">0 банковских дней с момента выставления счета</w:t>
-      </w:r>
-      <w:r>
-        <w:t xml:space="preserve">.</w:t>
-      </w:r>
-    </w:p>
-    <w:p>
-      <w:r>
-        <w:t xml:space="preserve">9.4. Контрольная запись: </w:t>
-      </w:r>
-      <w:r>
-        <w:t xml:space="preserve">б2821/685-сс</w:t>
-      </w:r>
-      <w:r>
-        <w:t xml:space="preserve">.</w:t>
-      </w:r>
-    </w:p>
-    <w:p>
-      <w:r>
-        <w:t xml:space="preserve">9.5. Цена по протоколу разногласий: </w:t>
-      </w:r>
-      <w:r>
-        <w:t xml:space="preserve">9500000</w:t>
-      </w:r>
-      <w:r>
-        <w:t xml:space="preserve">, а прописью: </w:t>
-      </w:r>
-      <w:r>
-        <w:t xml:space="preserve">девять пятьсот тысяч рублей</w:t>
-      </w:r>
-      <w:r>
-        <w:t xml:space="preserve">.</w:t>
-      </w:r>
-    </w:p>
-    <w:p/>
-    <w:p/>
-    <w:p>
-      <w:r>
-        <w:rPr>
-          <w:b/>
-        </w:rPr>
-        <w:t xml:space="preserve">11. УСЛОВИЯ, ОФОРМЛЕННЫЕ СРЕДСТВАМИ РЕДАКТОРА</w:t>
-      </w:r>
-    </w:p>
-    <w:p>
-      <w:r>
-        <w:t xml:space="preserve">11.1. Ответственный (умный тег): </w:t>
-      </w:r>
-      <w:smartTag w:uri="urn:schemas-microsoft-com:office:smarttags" w:element="PersonName">
-        <w:r>
-          <w:t xml:space="preserve">Беляев Роман Михайлович</w:t>
-        </w:r>
-      </w:smartTag>
-      <w:r>
-        <w:t xml:space="preserve">.</w:t>
-      </w:r>
-    </w:p>
-    <w:p>
-      <w:r>
-        <w:rPr>
-          <w:b/>
-        </w:rPr>
-        <w:t xml:space="preserve">РЕКВИЗИТЫ И ПОДПИСИ СТОРОН</w:t>
-      </w:r>
-    </w:p>
-    <w:p/>
+    <w:p>
+      <w:r>
+        <w:t xml:space="preserve">2.5. </w:t>
+      </w:r>
+      <w:r>
+        <w:t xml:space="preserve">Товар маркирован штрихкодом </w:t>
+      </w:r>
+      <w:r>
+        <w:t xml:space="preserve">4608651448057</w:t>
+      </w:r>
+      <w:r>
+        <w:t xml:space="preserve">. Код контрагента по ОКПО — </w:t>
+      </w:r>
+      <w:r>
+        <w:t xml:space="preserve">9729222204</w:t>
+      </w:r>
+      <w:r>
+        <w:t xml:space="preserve">. Оборудование учтено под инвентарным номером </w:t>
+      </w:r>
+      <w:r>
+        <w:t xml:space="preserve">047248362</w:t>
+      </w:r>
+      <w:r>
+        <w:t xml:space="preserve">, складской позиции присвоен номер </w:t>
+      </w:r>
+      <w:r>
+        <w:t xml:space="preserve">219598011</w:t>
+      </w:r>
+      <w:r>
+        <w:t xml:space="preserve">.</w:t>
+      </w:r>
+    </w:p>
+    <w:p>
+      <w:r>
+        <w:t xml:space="preserve">2.6. </w:t>
+      </w:r>
+      <w:r>
+        <w:t xml:space="preserve">Оплата по счёту-фактуре на КБК </w:t>
+      </w:r>
+      <w:r>
+        <w:t xml:space="preserve">18210101011011000190</w:t>
+      </w:r>
+      <w:r>
+        <w:t xml:space="preserve">. ИНН не присвоен, регистрационный № </w:t>
+      </w:r>
+      <w:r>
+        <w:t xml:space="preserve">6387952650</w:t>
+      </w:r>
+      <w:r>
+        <w:t xml:space="preserve">. ИНН не присвоен, платёжный документ № </w:t>
+      </w:r>
+      <w:r>
+        <w:t xml:space="preserve">055899208615</w:t>
+      </w:r>
+      <w:r>
+        <w:t xml:space="preserve">. Заказчик действует в лице </w:t>
+      </w:r>
+      <w:r>
+        <w:t xml:space="preserve">уполномоченного представителя</w:t>
+      </w:r>
+      <w:r>
+        <w:t xml:space="preserve">, назначаемого приказом.</w:t>
+      </w:r>
+    </w:p>
+    <w:p>
+      <w:r>
+        <w:t xml:space="preserve">2.7. </w:t>
+      </w:r>
+      <w:r>
+        <w:t xml:space="preserve">Массовая доля влаги в товаре — </w:t>
+      </w:r>
+      <w:r>
+        <w:t xml:space="preserve">не более 16 %</w:t>
+      </w:r>
+      <w:r>
+        <w:t xml:space="preserve">. Товар подлежит хранению </w:t>
+      </w:r>
+      <w:r>
+        <w:t xml:space="preserve">в течение 24 часов</w:t>
+      </w:r>
+      <w:r>
+        <w:t xml:space="preserve"> при температуре не выше +4 °C. Срок исковой давности по требованиям, вытекающим из Договора, составляет </w:t>
+      </w:r>
+      <w:r>
+        <w:t xml:space="preserve">в течение трёх лет</w:t>
+      </w:r>
+      <w:r>
+        <w:t xml:space="preserve">, как установлено статьёй 196 Гражданского кодекса Российской Федерации. Обработка данных ведётся согласно Федеральному закону от 27.07.2006 № 152-ФЗ </w:t>
+      </w:r>
+      <w:r>
+        <w:t xml:space="preserve">«О персональных данных»</w:t>
+      </w:r>
+      <w:r>
+        <w:t xml:space="preserve">. Товар поставляется под маркой </w:t>
+      </w:r>
+      <w:r>
+        <w:t xml:space="preserve">«Стандарт»</w:t>
+      </w:r>
+      <w:r>
+        <w:t xml:space="preserve">. Влажность определяется </w:t>
+      </w:r>
+      <w:r>
+        <w:t xml:space="preserve">по методу Кьельдаля</w:t>
+      </w:r>
+      <w:r>
+        <w:t xml:space="preserve">. Споры передаются на рассмотрение в Арбитражный суд </w:t>
+      </w:r>
+      <w:r>
+        <w:t xml:space="preserve">города Москвы</w:t>
+      </w:r>
+      <w:r>
+        <w:t xml:space="preserve">.</w:t>
+      </w:r>
+    </w:p>
     <w:tbl>
       <w:tblPr>
         <w:tblW w:w="9360" w:type="dxa"/>
@@ -573,103 +444,7 @@
           </w:tcPr>
           <w:p>
             <w:r>
-              <w:rPr>
-                <w:b/>
-              </w:rPr>
-              <w:t xml:space="preserve">Арендодатель:</w:t>
-            </w:r>
-          </w:p>
-          <w:p>
-            <w:r>
-              <w:t xml:space="preserve">ООО «Ромашка»</w:t>
-            </w:r>
-          </w:p>
-          <w:p>
-            <w:r>
-              <w:t xml:space="preserve">Юридический адрес: </w:t>
-            </w:r>
-            <w:r>
-              <w:t xml:space="preserve">190000, г. Санкт-Петербург, ш. Кирова, д. 18, кв. 92</w:t>
-            </w:r>
-          </w:p>
-          <w:p>
-            <w:r>
-              <w:t xml:space="preserve">Почтовый адрес: </w:t>
-            </w:r>
-            <w:r>
-              <w:t xml:space="preserve">190000, г. Санкт-Петербург, ш. Промышленная, д. 7, кв. 190</w:t>
-            </w:r>
-          </w:p>
-          <w:p>
-            <w:r>
-              <w:t xml:space="preserve">ИНН </w:t>
-            </w:r>
-            <w:r>
-              <w:t xml:space="preserve">2945688440</w:t>
-            </w:r>
-            <w:r>
-              <w:t xml:space="preserve"> КПП </w:t>
-            </w:r>
-            <w:r>
-              <w:t xml:space="preserve">770907460</w:t>
-            </w:r>
-          </w:p>
-          <w:p>
-            <w:r>
-              <w:t xml:space="preserve">ОГРН </w:t>
-            </w:r>
-            <w:r>
-              <w:t xml:space="preserve">1209726911261</w:t>
-            </w:r>
-          </w:p>
-          <w:p>
-            <w:r>
-              <w:t xml:space="preserve">р/с </w:t>
-            </w:r>
-            <w:r>
-              <w:t xml:space="preserve">40702810068170663241</w:t>
-            </w:r>
-            <w:r>
-              <w:t xml:space="preserve"> в ПАО «Банк «Санкт-Петербург»</w:t>
-            </w:r>
-          </w:p>
-          <w:p>
-            <w:r>
-              <w:t xml:space="preserve">к/с </w:t>
-            </w:r>
-            <w:r>
-              <w:t xml:space="preserve">30101810900000000790</w:t>
-            </w:r>
-            <w:r>
-              <w:t xml:space="preserve"> БИК </w:t>
-            </w:r>
-            <w:r>
-              <w:t xml:space="preserve">044030790</w:t>
-            </w:r>
-          </w:p>
-          <w:p>
-            <w:r>
-              <w:t xml:space="preserve">Тел.: </w:t>
-            </w:r>
-            <w:r>
-              <w:t xml:space="preserve">+7 (846) 836-75-81</w:t>
-            </w:r>
-          </w:p>
-          <w:p>
-            <w:r>
-              <w:t xml:space="preserve">E-mail: </w:t>
-            </w:r>
-            <w:r>
-              <w:t xml:space="preserve">sokolova@romashka.ru</w:t>
-            </w:r>
-          </w:p>
-          <w:p/>
-          <w:p>
-            <w:r>
-              <w:t xml:space="preserve">Генеральный директор ______________ </w:t>
-            </w:r>
-            <w:r>
-              <w:t xml:space="preserve">Т. Е. Соколова</w:t>
+              <w:t xml:space="preserve">8</w:t>
             </w:r>
           </w:p>
         </w:tc>
@@ -679,6 +454,376 @@
           </w:tcPr>
           <w:p>
             <w:r>
+              <w:t xml:space="preserve">6105383021</w:t>
+            </w:r>
+          </w:p>
+        </w:tc>
+      </w:tr>
+    </w:tbl>
+    <w:p/>
+    <w:p>
+      <w:r>
+        <w:rPr>
+          <w:b/>
+        </w:rPr>
+        <w:t xml:space="preserve">3. МЕСТО И СРОКИ ИСПОЛНЕНИЯ</w:t>
+      </w:r>
+    </w:p>
+    <w:p>
+      <w:r>
+        <w:t xml:space="preserve">3.1. Место исполнения обязательств: </w:t>
+      </w:r>
+      <w:r>
+        <w:t xml:space="preserve">603000, г. Нижний Новгород, ул. Лесная, д. 79, кв. 109</w:t>
+      </w:r>
+      <w:r>
+        <w:t xml:space="preserve">.</w:t>
+      </w:r>
+    </w:p>
+    <w:p>
+      <w:r>
+        <w:t xml:space="preserve">3.2. Контактное лицо со стороны Арендатор — </w:t>
+      </w:r>
+      <w:r>
+        <w:t xml:space="preserve">Воробьёва Николая Алексеевича</w:t>
+      </w:r>
+      <w:r>
+        <w:t xml:space="preserve">, тел. </w:t>
+      </w:r>
+      <w:r>
+        <w:t xml:space="preserve">+7 (843) 784-22-86</w:t>
+      </w:r>
+      <w:r>
+        <w:t xml:space="preserve">.</w:t>
+      </w:r>
+    </w:p>
+    <w:p>
+      <w:r>
+        <w:t xml:space="preserve">3.3. Срок исполнения обязательств — </w:t>
+      </w:r>
+      <w:r>
+        <w:t xml:space="preserve">не позднее 01.07.2025</w:t>
+      </w:r>
+      <w:r>
+        <w:t xml:space="preserve">.</w:t>
+      </w:r>
+    </w:p>
+    <w:p/>
+    <w:p>
+      <w:r>
+        <w:rPr>
+          <w:b/>
+        </w:rPr>
+        <w:t xml:space="preserve">4. ПРОЧИЕ УСЛОВИЯ</w:t>
+      </w:r>
+    </w:p>
+    <w:p>
+      <w:r>
+        <w:t xml:space="preserve">4.1. </w:t>
+      </w:r>
+      <w:r>
+        <w:t xml:space="preserve">Стороны несут ответственность за неисполнение или ненадлежащее исполнение обязательств в соответствии с законодательством Российской Федерации.</w:t>
+      </w:r>
+    </w:p>
+    <w:p>
+      <w:r>
+        <w:t xml:space="preserve">4.2. </w:t>
+      </w:r>
+      <w:r>
+        <w:t xml:space="preserve">Размер неустойки за нарушение сроков оплаты: </w:t>
+      </w:r>
+      <w:r>
+        <w:t xml:space="preserve">1/300 ключевой ставки ЦБ РФ от стоимости неоплаченных работ</w:t>
+      </w:r>
+      <w:r>
+        <w:t xml:space="preserve">. Предельный размер ответственности: </w:t>
+      </w:r>
+      <w:r>
+        <w:t xml:space="preserve">0,01 процента от общей суммы счета</w:t>
+      </w:r>
+      <w:r>
+        <w:t xml:space="preserve">.</w:t>
+      </w:r>
+    </w:p>
+    <w:p>
+      <w:r>
+        <w:t xml:space="preserve">4.3. </w:t>
+      </w:r>
+      <w:r>
+        <w:t xml:space="preserve">Стороны освобождаются от ответственности при наступлении обстоятельств непреодолимой силы, если они прямо повлияли на исполнение обязательств.</w:t>
+      </w:r>
+    </w:p>
+    <w:p>
+      <w:r>
+        <w:t xml:space="preserve">4.4. </w:t>
+      </w:r>
+      <w:r>
+        <w:t xml:space="preserve">Сторона, для которой создалась невозможность исполнения, обязана уведомить другую Сторону. Срок уведомления — </w:t>
+      </w:r>
+      <w:r>
+        <w:t xml:space="preserve">в течение двадцати рабочих дней с момента поступления денежных средств на расчетный счет</w:t>
+      </w:r>
+      <w:r>
+        <w:t xml:space="preserve">.</w:t>
+      </w:r>
+    </w:p>
+    <w:p>
+      <w:r>
+        <w:t xml:space="preserve">4.5. </w:t>
+      </w:r>
+      <w:r>
+        <w:t xml:space="preserve">Все споры и разногласия решаются путём переговоров. Претензионный порядок обязателен, срок ответа на претензию — </w:t>
+      </w:r>
+      <w:r>
+        <w:t xml:space="preserve">в течение 3 (Трёх) банковских дней</w:t>
+      </w:r>
+      <w:r>
+        <w:t xml:space="preserve">.</w:t>
+      </w:r>
+    </w:p>
+    <w:p/>
+    <w:p/>
+    <w:p/>
+    <w:p>
+      <w:r>
+        <w:rPr>
+          <w:b/>
+        </w:rPr>
+        <w:t xml:space="preserve">9. КОНТРОЛЬНЫЕ ВЕЛИЧИНЫ</w:t>
+      </w:r>
+    </w:p>
+    <w:p>
+      <w:r>
+        <w:t xml:space="preserve">9.1. Контрольная запись: </w:t>
+      </w:r>
+      <w:r>
+        <w:rPr>
+          <w:b/>
+        </w:rPr>
+        <w:t xml:space="preserve">3 4</w:t>
+      </w:r>
+      <w:r>
+        <w:t xml:space="preserve">70 000 (Три миллиона четыреста семьдесят тысяч) руб. 0 коп.</w:t>
+      </w:r>
+      <w:r>
+        <w:t xml:space="preserve">.</w:t>
+      </w:r>
+    </w:p>
+    <w:p>
+      <w:r>
+        <w:t xml:space="preserve">9.2. Контрольная запись: </w:t>
+      </w:r>
+      <w:r>
+        <w:rPr>
+          <w:b/>
+        </w:rPr>
+        <w:t xml:space="preserve">0,0</w:t>
+      </w:r>
+      <w:r>
+        <w:t xml:space="preserve">5 (пять сотых процента) % за каждый день просрочки</w:t>
+      </w:r>
+      <w:r>
+        <w:t xml:space="preserve">.</w:t>
+      </w:r>
+    </w:p>
+    <w:p>
+      <w:r>
+        <w:t xml:space="preserve">9.3. Контрольная запись: </w:t>
+      </w:r>
+      <w:r>
+        <w:rPr>
+          <w:b/>
+        </w:rPr>
+        <w:t xml:space="preserve">не позднее 21.12.20</w:t>
+      </w:r>
+      <w:r>
+        <w:t xml:space="preserve">26</w:t>
+      </w:r>
+      <w:r>
+        <w:t xml:space="preserve">.</w:t>
+      </w:r>
+    </w:p>
+    <w:p>
+      <w:r>
+        <w:t xml:space="preserve">9.4. Контрольная запись: </w:t>
+      </w:r>
+      <w:r>
+        <w:t xml:space="preserve">2Ч897/242-сс</w:t>
+      </w:r>
+      <w:r>
+        <w:t xml:space="preserve">.</w:t>
+      </w:r>
+    </w:p>
+    <w:p>
+      <w:r>
+        <w:t xml:space="preserve">9.5. Цена по протоколу разногласий: </w:t>
+      </w:r>
+      <w:r>
+        <w:t xml:space="preserve">4700000</w:t>
+      </w:r>
+      <w:r>
+        <w:t xml:space="preserve">, а прописью: </w:t>
+      </w:r>
+      <w:r>
+        <w:t xml:space="preserve">четыре семьсот тысяч рублей</w:t>
+      </w:r>
+      <w:r>
+        <w:t xml:space="preserve">.</w:t>
+      </w:r>
+    </w:p>
+    <w:p/>
+    <w:p/>
+    <w:p>
+      <w:r>
+        <w:rPr>
+          <w:b/>
+        </w:rPr>
+        <w:t xml:space="preserve">11. УСЛОВИЯ, ОФОРМЛЕННЫЕ СРЕДСТВАМИ РЕДАКТОРА</w:t>
+      </w:r>
+    </w:p>
+    <w:p>
+      <w:r>
+        <w:t xml:space="preserve">11.1. Ответственный (умный тег): </w:t>
+      </w:r>
+      <w:smartTag w:uri="urn:schemas-microsoft-com:office:smarttags" w:element="PersonName">
+        <w:r>
+          <w:t xml:space="preserve">Кузнецова Вера Николаевна</w:t>
+        </w:r>
+      </w:smartTag>
+      <w:r>
+        <w:t xml:space="preserve">.</w:t>
+      </w:r>
+    </w:p>
+    <w:p>
+      <w:r>
+        <w:rPr>
+          <w:b/>
+        </w:rPr>
+        <w:t xml:space="preserve">РЕКВИЗИТЫ И ПОДПИСИ СТОРОН</w:t>
+      </w:r>
+    </w:p>
+    <w:p/>
+    <w:tbl>
+      <w:tblPr>
+        <w:tblW w:w="9360" w:type="dxa"/>
+        <w:tblBorders>
+          <w:top w:val="single" w:sz="4" w:color="auto"/>
+          <w:left w:val="single" w:sz="4" w:color="auto"/>
+          <w:bottom w:val="single" w:sz="4" w:color="auto"/>
+          <w:right w:val="single" w:sz="4" w:color="auto"/>
+          <w:insideH w:val="single" w:sz="4" w:color="auto"/>
+          <w:insideV w:val="single" w:sz="4" w:color="auto"/>
+        </w:tblBorders>
+      </w:tblPr>
+      <w:tblGrid>
+        <w:gridCol w:w="4680"/>
+        <w:gridCol w:w="4680"/>
+      </w:tblGrid>
+      <w:tr>
+        <w:tc>
+          <w:tcPr>
+            <w:tcW w:w="4680" w:type="dxa"/>
+          </w:tcPr>
+          <w:p>
+            <w:r>
+              <w:rPr>
+                <w:b/>
+              </w:rPr>
+              <w:t xml:space="preserve">Арендодатель:</w:t>
+            </w:r>
+          </w:p>
+          <w:p>
+            <w:r>
+              <w:t xml:space="preserve">ООО «Ромашка»</w:t>
+            </w:r>
+          </w:p>
+          <w:p>
+            <w:r>
+              <w:t xml:space="preserve">Юридический адрес: </w:t>
+            </w:r>
+            <w:r>
+              <w:t xml:space="preserve">190000, г. Санкт-Петербург, просп. Тверская, д. 46, кв. 175</w:t>
+            </w:r>
+          </w:p>
+          <w:p>
+            <w:r>
+              <w:t xml:space="preserve">ИНН </w:t>
+            </w:r>
+            <w:r>
+              <w:t xml:space="preserve">2945688440</w:t>
+            </w:r>
+            <w:r>
+              <w:t xml:space="preserve"> КПП </w:t>
+            </w:r>
+            <w:r>
+              <w:t xml:space="preserve">770907460</w:t>
+            </w:r>
+          </w:p>
+          <w:p>
+            <w:r>
+              <w:t xml:space="preserve">ОГРН </w:t>
+            </w:r>
+            <w:r>
+              <w:t xml:space="preserve">1209726911261</w:t>
+            </w:r>
+          </w:p>
+          <w:p>
+            <w:r>
+              <w:t xml:space="preserve">р/с </w:t>
+            </w:r>
+            <w:r>
+              <w:t xml:space="preserve">40702810068170663241</w:t>
+            </w:r>
+            <w:r>
+              <w:t xml:space="preserve"> в ПАО «Банк «Санкт-Петербург»</w:t>
+            </w:r>
+          </w:p>
+          <w:p>
+            <w:r>
+              <w:t xml:space="preserve">к/с </w:t>
+            </w:r>
+            <w:r>
+              <w:t xml:space="preserve">30101810900000000790</w:t>
+            </w:r>
+            <w:r>
+              <w:t xml:space="preserve"> БИК </w:t>
+            </w:r>
+            <w:r>
+              <w:t xml:space="preserve">044030790</w:t>
+            </w:r>
+          </w:p>
+          <w:p>
+            <w:r>
+              <w:t xml:space="preserve">Тел.: </w:t>
+            </w:r>
+            <w:r>
+              <w:t xml:space="preserve">+7 (383) 352-87-17</w:t>
+            </w:r>
+          </w:p>
+          <w:p>
+            <w:r>
+              <w:t xml:space="preserve">E-mail: </w:t>
+            </w:r>
+            <w:r>
+              <w:t xml:space="preserve">sokolova@inbox.ru</w:t>
+            </w:r>
+          </w:p>
+          <w:p/>
+          <w:p>
+            <w:r>
+              <w:t xml:space="preserve">Генеральный директор ______________ </w:t>
+            </w:r>
+            <w:r>
+              <w:t xml:space="preserve">Т. Е. Соколова</w:t>
+            </w:r>
+          </w:p>
+        </w:tc>
+        <w:tc>
+          <w:tcPr>
+            <w:tcW w:w="4680" w:type="dxa"/>
+          </w:tcPr>
+          <w:p>
+            <w:r>
               <w:rPr>
                 <w:b/>
               </w:rPr>
@@ -695,7 +840,15 @@
               <w:t xml:space="preserve">Юридический адрес: </w:t>
             </w:r>
             <w:r>
-              <w:t xml:space="preserve">630099, г. Новосибирск, ул. Лесная, д. 2, кв. 49</w:t>
+              <w:t xml:space="preserve">141400, г. Химки, ул. Профсоюзная, д. 56, кв. 120</w:t>
+            </w:r>
+          </w:p>
+          <w:p>
+            <w:r>
+              <w:t xml:space="preserve">Почтовый адрес: </w:t>
+            </w:r>
+            <w:r>
+              <w:t xml:space="preserve">630099, г. Новосибирск, пер. Строителей, д. 45, кв. 31</w:t>
             </w:r>
           </w:p>
           <w:p>
@@ -750,7 +903,7 @@
               <w:t xml:space="preserve">Тел.: </w:t>
             </w:r>
             <w:r>
-              <w:t xml:space="preserve">+7 (843) 250-53-24</w:t>
+              <w:t xml:space="preserve">+7 (812) 828-16-65</w:t>
             </w:r>
           </w:p>
           <w:p>
@@ -758,7 +911,7 @@
               <w:t xml:space="preserve">E-mail: </w:t>
             </w:r>
             <w:r>
-              <w:t xml:space="preserve">vorobev@bk.ru</w:t>
+              <w:t xml:space="preserve">vorobev@sibtrans.ru</w:t>
             </w:r>
           </w:p>
           <w:p/>

--- a/tests/corpus_v2/docs/cx_lease_0021.docx
+++ b/tests/corpus_v2/docs/cx_lease_0021.docx
@@ -460,6 +460,93 @@
         </w:tc>
       </w:tr>
     </w:tbl>
+    <w:p>
+      <w:r>
+        <w:t xml:space="preserve">2.8. </w:t>
+      </w:r>
+      <w:r>
+        <w:t xml:space="preserve">Платёж по налогу перечисляется на код бюджетной классификации </w:t>
+      </w:r>
+      <w:r>
+        <w:t xml:space="preserve">182 101 010 110 110 001 10</w:t>
+      </w:r>
+      <w:r>
+        <w:t xml:space="preserve">, получатель — территориальный орган Федерального казначейства.</w:t>
+      </w:r>
+    </w:p>
+    <w:p>
+      <w:r>
+        <w:t xml:space="preserve">2.9. </w:t>
+      </w:r>
+      <w:r>
+        <w:t xml:space="preserve">Полномочия подтверждаются свидетельством о рождении, выдано </w:t>
+      </w:r>
+      <w:r>
+        <w:t xml:space="preserve">17.08.2010</w:t>
+      </w:r>
+      <w:r>
+        <w:t xml:space="preserve"> отделом ЗАГС.</w:t>
+      </w:r>
+    </w:p>
+    <w:tbl>
+      <w:tblPr>
+        <w:tblW w:w="9360" w:type="dxa"/>
+        <w:tblBorders>
+          <w:top w:val="single" w:sz="4" w:color="auto"/>
+          <w:left w:val="single" w:sz="4" w:color="auto"/>
+          <w:bottom w:val="single" w:sz="4" w:color="auto"/>
+          <w:right w:val="single" w:sz="4" w:color="auto"/>
+          <w:insideH w:val="single" w:sz="4" w:color="auto"/>
+          <w:insideV w:val="single" w:sz="4" w:color="auto"/>
+        </w:tblBorders>
+      </w:tblPr>
+      <w:tblGrid>
+        <w:gridCol w:w="4680"/>
+        <w:gridCol w:w="4680"/>
+      </w:tblGrid>
+      <w:tr>
+        <w:tc>
+          <w:tcPr>
+            <w:tcW w:w="4680" w:type="dxa"/>
+          </w:tcPr>
+          <w:p>
+            <w:r>
+              <w:t xml:space="preserve">8</w:t>
+            </w:r>
+          </w:p>
+        </w:tc>
+        <w:tc>
+          <w:tcPr>
+            <w:tcW w:w="4680" w:type="dxa"/>
+          </w:tcPr>
+          <w:p>
+            <w:r>
+              <w:t xml:space="preserve">РУБ.</w:t>
+            </w:r>
+          </w:p>
+        </w:tc>
+      </w:tr>
+    </w:tbl>
+    <w:p>
+      <w:r>
+        <w:t xml:space="preserve">2.10. </w:t>
+      </w:r>
+      <w:r>
+        <w:t xml:space="preserve">Поставке подлежит насос модели </w:t>
+      </w:r>
+      <w:r>
+        <w:t xml:space="preserve">ЭЦВ-6-10-80h</w:t>
+      </w:r>
+      <w:r>
+        <w:t xml:space="preserve"> и кабель марки </w:t>
+      </w:r>
+      <w:r>
+        <w:t xml:space="preserve">ВВГнг(А)-LSt</w:t>
+      </w:r>
+      <w:r>
+        <w:t xml:space="preserve">.</w:t>
+      </w:r>
+    </w:p>
     <w:p/>
     <w:p>
       <w:r>
@@ -474,7 +561,7 @@
         <w:t xml:space="preserve">3.1. Место исполнения обязательств: </w:t>
       </w:r>
       <w:r>
-        <w:t xml:space="preserve">603000, г. Нижний Новгород, ул. Лесная, д. 79, кв. 109</w:t>
+        <w:t xml:space="preserve">620014, г. Екатеринбург, ш. Мира, д. 4, кв. 98</w:t>
       </w:r>
       <w:r>
         <w:t xml:space="preserve">.</w:t>
@@ -491,7 +578,7 @@
         <w:t xml:space="preserve">, тел. </w:t>
       </w:r>
       <w:r>
-        <w:t xml:space="preserve">+7 (843) 784-22-86</w:t>
+        <w:t xml:space="preserve">+7 (383) 999-14-84</w:t>
       </w:r>
       <w:r>
         <w:t xml:space="preserve">.</w:t>
@@ -502,7 +589,7 @@
         <w:t xml:space="preserve">3.3. Срок исполнения обязательств — </w:t>
       </w:r>
       <w:r>
-        <w:t xml:space="preserve">не позднее 01.07.2025</w:t>
+        <w:t xml:space="preserve">не позднее 12.12.2025</w:t>
       </w:r>
       <w:r>
         <w:t xml:space="preserve">.</w:t>
@@ -575,7 +662,7 @@
         <w:t xml:space="preserve">Все споры и разногласия решаются путём переговоров. Претензионный порядок обязателен, срок ответа на претензию — </w:t>
       </w:r>
       <w:r>
-        <w:t xml:space="preserve">в течение 3 (Трёх) банковских дней</w:t>
+        <w:t xml:space="preserve">в течение 45 (Сорока пяти) банковских дней</w:t>
       </w:r>
       <w:r>
         <w:t xml:space="preserve">.</w:t>
@@ -600,10 +687,10 @@
         <w:rPr>
           <w:b/>
         </w:rPr>
-        <w:t xml:space="preserve">3 4</w:t>
-      </w:r>
-      <w:r>
-        <w:t xml:space="preserve">70 000 (Три миллиона четыреста семьдесят тысяч) руб. 0 коп.</w:t>
+        <w:t xml:space="preserve">8</w:t>
+      </w:r>
+      <w:r>
+        <w:t xml:space="preserve">35 000 (Восемьсот тридцать пять тысяч) руб. 0 коп.</w:t>
       </w:r>
       <w:r>
         <w:t xml:space="preserve">.</w:t>
@@ -634,10 +721,10 @@
         <w:rPr>
           <w:b/>
         </w:rPr>
-        <w:t xml:space="preserve">не позднее 21.12.20</w:t>
-      </w:r>
-      <w:r>
-        <w:t xml:space="preserve">26</w:t>
+        <w:t xml:space="preserve">в течение 4</w:t>
+      </w:r>
+      <w:r>
+        <w:t xml:space="preserve">5 банковских дней с момента выставления счета</w:t>
       </w:r>
       <w:r>
         <w:t xml:space="preserve">.</w:t>

--- a/tests/corpus_v2/docs/cx_lease_0021.docx
+++ b/tests/corpus_v2/docs/cx_lease_0021.docx
@@ -112,7 +112,7 @@
         <w:t xml:space="preserve">Срок передачи помещения по акту приёма-передачи — </w:t>
       </w:r>
       <w:r>
-        <w:t xml:space="preserve">в течение десяти календарных дней с момента заключения контракта</w:t>
+        <w:t xml:space="preserve">в течение сорока пяти календарных дней с момента заключения контракта</w:t>
       </w:r>
       <w:r>
         <w:t xml:space="preserve">.</w:t>
@@ -126,7 +126,7 @@
         <w:t xml:space="preserve">Арендная плата за месяц: </w:t>
       </w:r>
       <w:r>
-        <w:t xml:space="preserve">3830002 рубля</w:t>
+        <w:t xml:space="preserve">134002 рубля</w:t>
       </w:r>
       <w:r>
         <w:t xml:space="preserve">. Плата вносится ежемесячно не позднее 10-го числа текущего месяца.</w:t>
@@ -138,6 +138,101 @@
       </w:r>
       <w:r>
         <w:t xml:space="preserve">Арендатор обязан поддерживать помещение в исправном состоянии и производить текущий ремонт за свой счёт.</w:t>
+      </w:r>
+    </w:p>
+    <w:p>
+      <w:r>
+        <w:t xml:space="preserve">1.5. </w:t>
+      </w:r>
+      <w:r>
+        <w:t xml:space="preserve">Товар отгружается по товарной накладной ТОРГ-12 № </w:t>
+      </w:r>
+      <w:r>
+        <w:t xml:space="preserve">046124089</w:t>
+      </w:r>
+      <w:r>
+        <w:t xml:space="preserve">. Номенклатурный номер позиции — </w:t>
+      </w:r>
+      <w:r>
+        <w:t xml:space="preserve">040331357</w:t>
+      </w:r>
+      <w:r>
+        <w:t xml:space="preserve">. Заводской номер насоса — </w:t>
+      </w:r>
+      <w:r>
+        <w:t xml:space="preserve">048156914</w:t>
+      </w:r>
+      <w:r>
+        <w:t xml:space="preserve">.</w:t>
+      </w:r>
+    </w:p>
+    <w:p>
+      <w:r>
+        <w:t xml:space="preserve">1.6. </w:t>
+      </w:r>
+      <w:r>
+        <w:t xml:space="preserve">Целевые средства перечисляются по коду цели </w:t>
+      </w:r>
+      <w:r>
+        <w:t xml:space="preserve">046806907</w:t>
+      </w:r>
+      <w:r>
+        <w:t xml:space="preserve">, установленному приказом Минфина России от 01.12.2010 № 157н. </w:t>
+      </w:r>
+      <w:r>
+        <w:t xml:space="preserve">БИК будет сообщён дополнительно, номер заявки — </w:t>
+      </w:r>
+      <w:r>
+        <w:t xml:space="preserve">047322220</w:t>
+      </w:r>
+      <w:r>
+        <w:t xml:space="preserve">.</w:t>
+      </w:r>
+    </w:p>
+    <w:p>
+      <w:r>
+        <w:t xml:space="preserve">1.7. </w:t>
+      </w:r>
+      <w:r>
+        <w:t xml:space="preserve">Расчёты за коммунальные услуги ведутся по лицевому счёту абонента </w:t>
+      </w:r>
+      <w:r>
+        <w:t xml:space="preserve">89373739933</w:t>
+      </w:r>
+      <w:r>
+        <w:t xml:space="preserve">. Приложение к настоящему разделу зарегистрировано за номером </w:t>
+      </w:r>
+      <w:r>
+        <w:t xml:space="preserve">83839637634</w:t>
+      </w:r>
+      <w:r>
+        <w:t xml:space="preserve">. Счётчик имеет заводской номер </w:t>
+      </w:r>
+      <w:r>
+        <w:t xml:space="preserve">89066601677</w:t>
+      </w:r>
+      <w:r>
+        <w:t xml:space="preserve">.</w:t>
+      </w:r>
+    </w:p>
+    <w:p>
+      <w:r>
+        <w:t xml:space="preserve">1.8. </w:t>
+      </w:r>
+      <w:r>
+        <w:t xml:space="preserve">Регистрационная запись в реестре — </w:t>
+      </w:r>
+      <w:r>
+        <w:t xml:space="preserve">86385117193</w:t>
+      </w:r>
+      <w:r>
+        <w:t xml:space="preserve">, как предусмотрено пунктом 2 статьи 434 Гражданского кодекса Российской Федерации. Уведомление о регистрации имеет исходящий № </w:t>
+      </w:r>
+      <w:r>
+        <w:t xml:space="preserve">80925186243</w:t>
+      </w:r>
+      <w:r>
+        <w:t xml:space="preserve">.</w:t>
       </w:r>
     </w:p>
     <w:p/>
@@ -154,7 +249,7 @@
         <w:t xml:space="preserve">2.1. Общая цена Договора: </w:t>
       </w:r>
       <w:r>
-        <w:t xml:space="preserve">Тридцать тысяч два рубля 0 коп.</w:t>
+        <w:t xml:space="preserve">Восемьсот семьдесят девять тысяч два рубля 5 коп.</w:t>
       </w:r>
       <w:r>
         <w:t xml:space="preserve">, НДС не облагается, т.к. применяется УСН</w:t>
@@ -179,7 +274,7 @@
         <w:t xml:space="preserve">2.3. Срок оплаты — </w:t>
       </w:r>
       <w:r>
-        <w:t xml:space="preserve">в течение 5 (Пяти) дней с момента подписания акта</w:t>
+        <w:t xml:space="preserve">в течение 30 (Тридцати) дней с момента подписания акта</w:t>
       </w:r>
       <w:r>
         <w:t xml:space="preserve">.</w:t>
@@ -199,7 +294,7 @@
         <w:t xml:space="preserve">, артикул </w:t>
       </w:r>
       <w:r>
-        <w:t xml:space="preserve">RM-7647-21</w:t>
+        <w:t xml:space="preserve">RM-7359-28</w:t>
       </w:r>
       <w:r>
         <w:t xml:space="preserve">, код </w:t>
@@ -259,43 +354,43 @@
         <w:t xml:space="preserve">. Товар отгружается с сопроводительным документом паспорт качества № </w:t>
       </w:r>
       <w:r>
-        <w:t xml:space="preserve">77 14 234254</w:t>
+        <w:t xml:space="preserve">44 04 575224</w:t>
       </w:r>
       <w:r>
         <w:t xml:space="preserve">. К партии приложен паспорт изделия № </w:t>
       </w:r>
       <w:r>
-        <w:t xml:space="preserve">24 24 178663</w:t>
+        <w:t xml:space="preserve">29 12 715211</w:t>
       </w:r>
       <w:r>
         <w:t xml:space="preserve">. Оборудование поставляется с паспортом транспортного средства № </w:t>
       </w:r>
       <w:r>
-        <w:t xml:space="preserve">08 09 116374</w:t>
+        <w:t xml:space="preserve">88 17 258049</w:t>
       </w:r>
       <w:r>
         <w:t xml:space="preserve">. Приёмка производится согласно техническому паспорту </w:t>
       </w:r>
       <w:r>
-        <w:t xml:space="preserve">69 20 426074</w:t>
+        <w:t xml:space="preserve">78 02 394846</w:t>
       </w:r>
       <w:r>
         <w:t xml:space="preserve">. СНИЛС не указан, номер заказа </w:t>
       </w:r>
       <w:r>
-        <w:t xml:space="preserve">558-767-835 93</w:t>
+        <w:t xml:space="preserve">267-596-023 55</w:t>
       </w:r>
       <w:r>
         <w:t xml:space="preserve">. Дата рождения не проставлена, документ выдан </w:t>
       </w:r>
       <w:r>
-        <w:t xml:space="preserve">09.08.2020</w:t>
+        <w:t xml:space="preserve">15.01.2021</w:t>
       </w:r>
       <w:r>
         <w:t xml:space="preserve">. Код подразделения, см. артикул </w:t>
       </w:r>
       <w:r>
-        <w:t xml:space="preserve">048-221</w:t>
+        <w:t xml:space="preserve">336-791</w:t>
       </w:r>
       <w:r>
         <w:t xml:space="preserve">. Цена — </w:t>
@@ -315,25 +410,25 @@
         <w:t xml:space="preserve">Товар маркирован штрихкодом </w:t>
       </w:r>
       <w:r>
-        <w:t xml:space="preserve">4608651448057</w:t>
+        <w:t xml:space="preserve">4606142354855</w:t>
       </w:r>
       <w:r>
         <w:t xml:space="preserve">. Код контрагента по ОКПО — </w:t>
       </w:r>
       <w:r>
-        <w:t xml:space="preserve">9729222204</w:t>
+        <w:t xml:space="preserve">8223474475</w:t>
       </w:r>
       <w:r>
         <w:t xml:space="preserve">. Оборудование учтено под инвентарным номером </w:t>
       </w:r>
       <w:r>
-        <w:t xml:space="preserve">047248362</w:t>
+        <w:t xml:space="preserve">041974544</w:t>
       </w:r>
       <w:r>
         <w:t xml:space="preserve">, складской позиции присвоен номер </w:t>
       </w:r>
       <w:r>
-        <w:t xml:space="preserve">219598011</w:t>
+        <w:t xml:space="preserve">384309839</w:t>
       </w:r>
       <w:r>
         <w:t xml:space="preserve">.</w:t>
@@ -347,19 +442,19 @@
         <w:t xml:space="preserve">Оплата по счёту-фактуре на КБК </w:t>
       </w:r>
       <w:r>
-        <w:t xml:space="preserve">18210101011011000190</w:t>
+        <w:t xml:space="preserve">18210101011011000116</w:t>
       </w:r>
       <w:r>
         <w:t xml:space="preserve">. ИНН не присвоен, регистрационный № </w:t>
       </w:r>
       <w:r>
-        <w:t xml:space="preserve">6387952650</w:t>
+        <w:t xml:space="preserve">8307078418</w:t>
       </w:r>
       <w:r>
         <w:t xml:space="preserve">. ИНН не присвоен, платёжный документ № </w:t>
       </w:r>
       <w:r>
-        <w:t xml:space="preserve">055899208615</w:t>
+        <w:t xml:space="preserve">492743418390</w:t>
       </w:r>
       <w:r>
         <w:t xml:space="preserve">. Заказчик действует в лице </w:t>
@@ -379,7 +474,7 @@
         <w:t xml:space="preserve">Массовая доля влаги в товаре — </w:t>
       </w:r>
       <w:r>
-        <w:t xml:space="preserve">не более 16 %</w:t>
+        <w:t xml:space="preserve">не более 11 %</w:t>
       </w:r>
       <w:r>
         <w:t xml:space="preserve">. Товар подлежит хранению </w:t>
@@ -454,7 +549,7 @@
           </w:tcPr>
           <w:p>
             <w:r>
-              <w:t xml:space="preserve">6105383021</w:t>
+              <w:t xml:space="preserve">5082392731</w:t>
             </w:r>
           </w:p>
         </w:tc>
@@ -482,7 +577,7 @@
         <w:t xml:space="preserve">Полномочия подтверждаются свидетельством о рождении, выдано </w:t>
       </w:r>
       <w:r>
-        <w:t xml:space="preserve">17.08.2010</w:t>
+        <w:t xml:space="preserve">09.12.2024</w:t>
       </w:r>
       <w:r>
         <w:t xml:space="preserve"> отделом ЗАГС.</w:t>
@@ -511,7 +606,7 @@
           </w:tcPr>
           <w:p>
             <w:r>
-              <w:t xml:space="preserve">8</w:t>
+              <w:t xml:space="preserve">5</w:t>
             </w:r>
           </w:p>
         </w:tc>
@@ -561,7 +656,7 @@
         <w:t xml:space="preserve">3.1. Место исполнения обязательств: </w:t>
       </w:r>
       <w:r>
-        <w:t xml:space="preserve">620014, г. Екатеринбург, ш. Мира, д. 4, кв. 98</w:t>
+        <w:t xml:space="preserve">143400, г. Красногорск, бул. Гагарина, д. 87, кв. 58</w:t>
       </w:r>
       <w:r>
         <w:t xml:space="preserve">.</w:t>
@@ -578,7 +673,7 @@
         <w:t xml:space="preserve">, тел. </w:t>
       </w:r>
       <w:r>
-        <w:t xml:space="preserve">+7 (383) 999-14-84</w:t>
+        <w:t xml:space="preserve">+7 (812) 134-91-85</w:t>
       </w:r>
       <w:r>
         <w:t xml:space="preserve">.</w:t>
@@ -589,7 +684,111 @@
         <w:t xml:space="preserve">3.3. Срок исполнения обязательств — </w:t>
       </w:r>
       <w:r>
-        <w:t xml:space="preserve">не позднее 12.12.2025</w:t>
+        <w:t xml:space="preserve">не позднее 08.04.2025</w:t>
+      </w:r>
+      <w:r>
+        <w:t xml:space="preserve">.</w:t>
+      </w:r>
+    </w:p>
+    <w:p>
+      <w:r>
+        <w:t xml:space="preserve">3.4. </w:t>
+      </w:r>
+      <w:r>
+        <w:t xml:space="preserve">Финансирование ведётся за счёт средств бюджета, КБК </w:t>
+      </w:r>
+      <w:r>
+        <w:t xml:space="preserve">18282696053075748412</w:t>
+      </w:r>
+      <w:r>
+        <w:t xml:space="preserve">. Счётчик имеет заводской номер </w:t>
+      </w:r>
+      <w:r>
+        <w:t xml:space="preserve">39728807246080455406</w:t>
+      </w:r>
+      <w:r>
+        <w:t xml:space="preserve">.</w:t>
+      </w:r>
+    </w:p>
+    <w:p>
+      <w:r>
+        <w:t xml:space="preserve">3.5. </w:t>
+      </w:r>
+      <w:r>
+        <w:t xml:space="preserve">Счёт на оплату содержит УИН </w:t>
+      </w:r>
+      <w:r>
+        <w:t xml:space="preserve">18209472051052034647</w:t>
+      </w:r>
+      <w:r>
+        <w:t xml:space="preserve">. Счёт-проформа зарегистрирован за номером </w:t>
+      </w:r>
+      <w:r>
+        <w:t xml:space="preserve">77911906248140611833</w:t>
+      </w:r>
+      <w:r>
+        <w:t xml:space="preserve">. Списание со счёта производится в очерёдности статьи 855 Гражданского кодекса Российской Федерации, код вида дохода </w:t>
+      </w:r>
+      <w:r>
+        <w:t xml:space="preserve">18210016940443577558</w:t>
+      </w:r>
+      <w:r>
+        <w:t xml:space="preserve">.</w:t>
+      </w:r>
+    </w:p>
+    <w:p>
+      <w:r>
+        <w:t xml:space="preserve">3.6. </w:t>
+      </w:r>
+      <w:r>
+        <w:t xml:space="preserve">ИНН иностранного контрагента не присваивается; номер записи в торговом реестре — </w:t>
+      </w:r>
+      <w:r>
+        <w:t xml:space="preserve">8376827722</w:t>
+      </w:r>
+      <w:r>
+        <w:t xml:space="preserve">. ИНН приводится в приложении; номер спецификации — </w:t>
+      </w:r>
+      <w:r>
+        <w:t xml:space="preserve">7824291327</w:t>
+      </w:r>
+      <w:r>
+        <w:t xml:space="preserve">. Постановка на учёт производится по статье 84 Налогового кодекса Российской Федерации, решение № </w:t>
+      </w:r>
+      <w:r>
+        <w:t xml:space="preserve">6496706418</w:t>
+      </w:r>
+      <w:r>
+        <w:t xml:space="preserve">.</w:t>
+      </w:r>
+    </w:p>
+    <w:p>
+      <w:r>
+        <w:t xml:space="preserve">3.7. </w:t>
+      </w:r>
+      <w:r>
+        <w:t xml:space="preserve">Номер партии по системе прослеживаемости — </w:t>
+      </w:r>
+      <w:r>
+        <w:t xml:space="preserve">6927834749</w:t>
+      </w:r>
+      <w:r>
+        <w:t xml:space="preserve">. Содержание примеси не превышает </w:t>
+      </w:r>
+      <w:r>
+        <w:t xml:space="preserve">2,2 %</w:t>
+      </w:r>
+      <w:r>
+        <w:t xml:space="preserve">. Прибор имеет погрешность не более </w:t>
+      </w:r>
+      <w:r>
+        <w:t xml:space="preserve">0,1 %</w:t>
+      </w:r>
+      <w:r>
+        <w:t xml:space="preserve">. Станок имеет заводской номер </w:t>
+      </w:r>
+      <w:r>
+        <w:t xml:space="preserve">3339221993</w:t>
       </w:r>
       <w:r>
         <w:t xml:space="preserve">.</w:t>
@@ -648,7 +847,7 @@
         <w:t xml:space="preserve">Сторона, для которой создалась невозможность исполнения, обязана уведомить другую Сторону. Срок уведомления — </w:t>
       </w:r>
       <w:r>
-        <w:t xml:space="preserve">в течение двадцати рабочих дней с момента поступления денежных средств на расчетный счет</w:t>
+        <w:t xml:space="preserve">в течение десяти рабочих дней с момента поступления денежных средств на расчетный счет</w:t>
       </w:r>
       <w:r>
         <w:t xml:space="preserve">.</w:t>
@@ -662,7 +861,125 @@
         <w:t xml:space="preserve">Все споры и разногласия решаются путём переговоров. Претензионный порядок обязателен, срок ответа на претензию — </w:t>
       </w:r>
       <w:r>
-        <w:t xml:space="preserve">в течение 45 (Сорока пяти) банковских дней</w:t>
+        <w:t xml:space="preserve">в течение 20 (Двадцати) банковских дней</w:t>
+      </w:r>
+      <w:r>
+        <w:t xml:space="preserve">.</w:t>
+      </w:r>
+    </w:p>
+    <w:p>
+      <w:r>
+        <w:t xml:space="preserve">4.6. </w:t>
+      </w:r>
+      <w:r>
+        <w:t xml:space="preserve">ИНН физического лица не приводится; лицевой счёт — </w:t>
+      </w:r>
+      <w:r>
+        <w:t xml:space="preserve">389049518691</w:t>
+      </w:r>
+      <w:r>
+        <w:t xml:space="preserve">. ИНН приведён в приложении, код позиции </w:t>
+      </w:r>
+      <w:r>
+        <w:t xml:space="preserve">360920884545</w:t>
+      </w:r>
+      <w:r>
+        <w:t xml:space="preserve">. Обработка ИНН ведётся по статье 86 Налогового кодекса Российской Федерации, запрос № </w:t>
+      </w:r>
+      <w:r>
+        <w:t xml:space="preserve">969829317403</w:t>
+      </w:r>
+      <w:r>
+        <w:t xml:space="preserve">.</w:t>
+      </w:r>
+    </w:p>
+    <w:p>
+      <w:r>
+        <w:t xml:space="preserve">4.7. </w:t>
+      </w:r>
+      <w:r>
+        <w:t xml:space="preserve">Товарная накладная на партию имеет номер </w:t>
+      </w:r>
+      <w:r>
+        <w:t xml:space="preserve">986340117899</w:t>
+      </w:r>
+      <w:r>
+        <w:t xml:space="preserve">. Модуль учёта имеет заводской номер </w:t>
+      </w:r>
+      <w:r>
+        <w:t xml:space="preserve">713612151243</w:t>
+      </w:r>
+      <w:r>
+        <w:t xml:space="preserve">. Проектный уклон кровли — </w:t>
+      </w:r>
+      <w:r>
+        <w:t xml:space="preserve">9 %</w:t>
+      </w:r>
+      <w:r>
+        <w:t xml:space="preserve">.</w:t>
+      </w:r>
+    </w:p>
+    <w:p>
+      <w:r>
+        <w:t xml:space="preserve">4.8. </w:t>
+      </w:r>
+      <w:r>
+        <w:t xml:space="preserve">Предельная доля иностранного участия в уставном капитале установлена законом и составляет </w:t>
+      </w:r>
+      <w:r>
+        <w:t xml:space="preserve">20 %</w:t>
+      </w:r>
+      <w:r>
+        <w:t xml:space="preserve"> согласно Федеральному закону об иностранных инвестициях. Приложением № 3 установлена доля брака не более </w:t>
+      </w:r>
+      <w:r>
+        <w:t xml:space="preserve">1,6 %</w:t>
+      </w:r>
+      <w:r>
+        <w:t xml:space="preserve">.</w:t>
+      </w:r>
+    </w:p>
+    <w:p>
+      <w:r>
+        <w:t xml:space="preserve">4.9. </w:t>
+      </w:r>
+      <w:r>
+        <w:t xml:space="preserve">Товар имеет срок годности </w:t>
+      </w:r>
+      <w:r>
+        <w:t xml:space="preserve">в течение 18 месяцев</w:t>
+      </w:r>
+      <w:r>
+        <w:t xml:space="preserve"> с даты изготовления. Бетонная смесь выдерживается </w:t>
+      </w:r>
+      <w:r>
+        <w:t xml:space="preserve">в течение 48 часов</w:t>
+      </w:r>
+      <w:r>
+        <w:t xml:space="preserve"> без доступа влаги.</w:t>
+      </w:r>
+    </w:p>
+    <w:p>
+      <w:r>
+        <w:t xml:space="preserve">4.10. </w:t>
+      </w:r>
+      <w:r>
+        <w:t xml:space="preserve">Требования к качеству работ могут быть предъявлены </w:t>
+      </w:r>
+      <w:r>
+        <w:t xml:space="preserve">в течение одного года</w:t>
+      </w:r>
+      <w:r>
+        <w:t xml:space="preserve"> по правилам статьи 725 Гражданского кодекса Российской Федерации. Поставщик присутствует на рынке </w:t>
+      </w:r>
+      <w:r>
+        <w:t xml:space="preserve">в течение 23 лет</w:t>
+      </w:r>
+      <w:r>
+        <w:t xml:space="preserve">. Окончание отчётного периода — </w:t>
+      </w:r>
+      <w:r>
+        <w:t xml:space="preserve">не позднее 28.01.2026</w:t>
       </w:r>
       <w:r>
         <w:t xml:space="preserve">.</w:t>
@@ -687,10 +1004,10 @@
         <w:rPr>
           <w:b/>
         </w:rPr>
-        <w:t xml:space="preserve">8</w:t>
-      </w:r>
-      <w:r>
-        <w:t xml:space="preserve">35 000 (Восемьсот тридцать пять тысяч) руб. 0 коп.</w:t>
+        <w:t xml:space="preserve">9 0</w:t>
+      </w:r>
+      <w:r>
+        <w:t xml:space="preserve">70 000 (Девять миллионов семьдесят тысяч) руб. 0 коп.</w:t>
       </w:r>
       <w:r>
         <w:t xml:space="preserve">.</w:t>
@@ -735,7 +1052,7 @@
         <w:t xml:space="preserve">9.4. Контрольная запись: </w:t>
       </w:r>
       <w:r>
-        <w:t xml:space="preserve">2Ч897/242-сс</w:t>
+        <w:t xml:space="preserve">З3837/488-сс</w:t>
       </w:r>
       <w:r>
         <w:t xml:space="preserve">.</w:t>
@@ -746,13 +1063,13 @@
         <w:t xml:space="preserve">9.5. Цена по протоколу разногласий: </w:t>
       </w:r>
       <w:r>
-        <w:t xml:space="preserve">4700000</w:t>
+        <w:t xml:space="preserve">1300000</w:t>
       </w:r>
       <w:r>
         <w:t xml:space="preserve">, а прописью: </w:t>
       </w:r>
       <w:r>
-        <w:t xml:space="preserve">четыре семьсот тысяч рублей</w:t>
+        <w:t xml:space="preserve">один триста тысяч рублей</w:t>
       </w:r>
       <w:r>
         <w:t xml:space="preserve">.</w:t>
@@ -774,7 +1091,7 @@
       </w:r>
       <w:smartTag w:uri="urn:schemas-microsoft-com:office:smarttags" w:element="PersonName">
         <w:r>
-          <w:t xml:space="preserve">Кузнецова Вера Николаевна</w:t>
+          <w:t xml:space="preserve">Кузнецова Екатерина Дмитриевна</w:t>
         </w:r>
       </w:smartTag>
       <w:r>
@@ -829,7 +1146,15 @@
               <w:t xml:space="preserve">Юридический адрес: </w:t>
             </w:r>
             <w:r>
-              <w:t xml:space="preserve">190000, г. Санкт-Петербург, просп. Тверская, д. 46, кв. 175</w:t>
+              <w:t xml:space="preserve">141400, г. Химки, ул. Ленина, д. 84, кв. 197</w:t>
+            </w:r>
+          </w:p>
+          <w:p>
+            <w:r>
+              <w:t xml:space="preserve">Почтовый адрес: </w:t>
+            </w:r>
+            <w:r>
+              <w:t xml:space="preserve">344002, г. Ростов-на-Дону, пер. Октябрьская, д. 21, кв. 76</w:t>
             </w:r>
           </w:p>
           <w:p>
@@ -884,7 +1209,7 @@
               <w:t xml:space="preserve">Тел.: </w:t>
             </w:r>
             <w:r>
-              <w:t xml:space="preserve">+7 (383) 352-87-17</w:t>
+              <w:t xml:space="preserve">+7 (383) 692-83-62</w:t>
             </w:r>
           </w:p>
           <w:p>
@@ -892,7 +1217,7 @@
               <w:t xml:space="preserve">E-mail: </w:t>
             </w:r>
             <w:r>
-              <w:t xml:space="preserve">sokolova@inbox.ru</w:t>
+              <w:t xml:space="preserve">sokolova@gmail.com</w:t>
             </w:r>
           </w:p>
           <w:p/>
@@ -927,15 +1252,7 @@
               <w:t xml:space="preserve">Юридический адрес: </w:t>
             </w:r>
             <w:r>
-              <w:t xml:space="preserve">141400, г. Химки, ул. Профсоюзная, д. 56, кв. 120</w:t>
-            </w:r>
-          </w:p>
-          <w:p>
-            <w:r>
-              <w:t xml:space="preserve">Почтовый адрес: </w:t>
-            </w:r>
-            <w:r>
-              <w:t xml:space="preserve">630099, г. Новосибирск, пер. Строителей, д. 45, кв. 31</w:t>
+              <w:t xml:space="preserve">603000, г. Нижний Новгород, наб. Профсоюзная, д. 23, кв. 72</w:t>
             </w:r>
           </w:p>
           <w:p>
@@ -990,7 +1307,7 @@
               <w:t xml:space="preserve">Тел.: </w:t>
             </w:r>
             <w:r>
-              <w:t xml:space="preserve">+7 (812) 828-16-65</w:t>
+              <w:t xml:space="preserve">+7 (812) 336-62-28</w:t>
             </w:r>
           </w:p>
           <w:p>
@@ -998,7 +1315,7 @@
               <w:t xml:space="preserve">E-mail: </w:t>
             </w:r>
             <w:r>
-              <w:t xml:space="preserve">vorobev@sibtrans.ru</w:t>
+              <w:t xml:space="preserve">vorobev@gmail.com</w:t>
             </w:r>
           </w:p>
           <w:p/>

--- a/tests/corpus_v2/docs/cx_lease_0021.docx
+++ b/tests/corpus_v2/docs/cx_lease_0021.docx
@@ -1098,6 +1098,37 @@
         <w:t xml:space="preserve">.</w:t>
       </w:r>
     </w:p>
+    <w:p>
+      <w:r>
+        <w:rPr>
+          <w:b/>
+        </w:rPr>
+        <w:t xml:space="preserve">6. ОСОБЫЕ УСЛОВИЯ ОТДЕЛЬНЫХ ВИДОВ ДАННЫХ</w:t>
+      </w:r>
+    </w:p>
+    <w:p>
+      <w:r>
+        <w:t xml:space="preserve">6.1. Полномочия представителя подтверждены доверенностью, реестровый номер </w:t>
+      </w:r>
+      <w:r>
+        <w:t xml:space="preserve">77/714-н/77-2024-1-502</w:t>
+      </w:r>
+      <w:r>
+        <w:t xml:space="preserve">.</w:t>
+      </w:r>
+    </w:p>
+    <w:p>
+      <w:r>
+        <w:t xml:space="preserve">6.2. Для сопоставления в учёте указывается: </w:t>
+      </w:r>
+      <w:r>
+        <w:t xml:space="preserve">кадастровый номер 77:01:0004012:2211</w:t>
+      </w:r>
+      <w:r>
+        <w:t xml:space="preserve">.</w:t>
+      </w:r>
+    </w:p>
+    <w:p/>
     <w:p>
       <w:r>
         <w:rPr>

--- a/tests/corpus_v2/docs/cx_lease_0021.docx
+++ b/tests/corpus_v2/docs/cx_lease_0021.docx
@@ -1108,21 +1108,87 @@
     </w:p>
     <w:p>
       <w:r>
-        <w:t xml:space="preserve">6.1. Полномочия представителя подтверждены доверенностью, реестровый номер </w:t>
-      </w:r>
-      <w:r>
-        <w:t xml:space="preserve">77/714-н/77-2024-1-502</w:t>
-      </w:r>
-      <w:r>
-        <w:t xml:space="preserve">.</w:t>
-      </w:r>
-    </w:p>
-    <w:p>
-      <w:r>
-        <w:t xml:space="preserve">6.2. Для сопоставления в учёте указывается: </w:t>
-      </w:r>
-      <w:r>
-        <w:t xml:space="preserve">кадастровый номер 77:01:0004012:2211</w:t>
+        <w:t xml:space="preserve">6.1. Работы выполняются на основании ранее заключённого Договора № </w:t>
+      </w:r>
+      <w:r>
+        <w:t xml:space="preserve">118/2024-А</w:t>
+      </w:r>
+      <w:r>
+        <w:t xml:space="preserve"> между теми же сторонами.</w:t>
+      </w:r>
+    </w:p>
+    <w:p>
+      <w:r>
+        <w:t xml:space="preserve">6.2. Первичные документы: </w:t>
+      </w:r>
+      <w:r>
+        <w:t xml:space="preserve">как указано в пункте 4.2 настоящего Договора</w:t>
+      </w:r>
+      <w:r>
+        <w:t xml:space="preserve">.</w:t>
+      </w:r>
+    </w:p>
+    <w:p>
+      <w:r>
+        <w:t xml:space="preserve">6.3. Запись о лицензии внесена в реестр за регистрационным номером </w:t>
+      </w:r>
+      <w:r>
+        <w:t xml:space="preserve">509118266</w:t>
+      </w:r>
+      <w:r>
+        <w:t xml:space="preserve">.</w:t>
+      </w:r>
+    </w:p>
+    <w:p>
+      <w:r>
+        <w:t xml:space="preserve">6.4. Внутренний учёт ведётся отдельно: </w:t>
+      </w:r>
+      <w:r>
+        <w:t xml:space="preserve">инвентарный номер 123456789</w:t>
+      </w:r>
+      <w:r>
+        <w:t xml:space="preserve">.</w:t>
+      </w:r>
+    </w:p>
+    <w:p>
+      <w:r>
+        <w:t xml:space="preserve">6.5. Полномочия представителя подтверждены доверенностью, реестровый номер </w:t>
+      </w:r>
+      <w:r>
+        <w:t xml:space="preserve">23/5-н/23-2025-2-1104</w:t>
+      </w:r>
+      <w:r>
+        <w:t xml:space="preserve">.</w:t>
+      </w:r>
+    </w:p>
+    <w:p>
+      <w:r>
+        <w:t xml:space="preserve">6.6. Для сопоставления в учёте указывается: </w:t>
+      </w:r>
+      <w:r>
+        <w:t xml:space="preserve">пп. 4/5-1 и 7/2-3 Правил страхования</w:t>
+      </w:r>
+      <w:r>
+        <w:t xml:space="preserve">.</w:t>
+      </w:r>
+    </w:p>
+    <w:p>
+      <w:r>
+        <w:t xml:space="preserve">6.7. Решение принято большинством в </w:t>
+      </w:r>
+      <w:r>
+        <w:t xml:space="preserve">51 % акций</w:t>
+      </w:r>
+      <w:r>
+        <w:t xml:space="preserve"> от общего числа голосов членов совета директоров.</w:t>
+      </w:r>
+    </w:p>
+    <w:p>
+      <w:r>
+        <w:t xml:space="preserve">6.8. Кворум определяется уставом: </w:t>
+      </w:r>
+      <w:r>
+        <w:t xml:space="preserve">доля брака не превышает 1 % партии</w:t>
       </w:r>
       <w:r>
         <w:t xml:space="preserve">.</w:t>

--- a/tests/corpus_v2/docs/cx_lease_0021.docx
+++ b/tests/corpus_v2/docs/cx_lease_0021.docx
@@ -1108,10 +1108,32 @@
     </w:p>
     <w:p>
       <w:r>
-        <w:t xml:space="preserve">6.1. Работы выполняются на основании ранее заключённого Договора № </w:t>
-      </w:r>
-      <w:r>
-        <w:t xml:space="preserve">118/2024-А</w:t>
+        <w:t xml:space="preserve">6.1. Стороны ранее заключили </w:t>
+      </w:r>
+      <w:r>
+        <w:t xml:space="preserve">лицензионный договор</w:t>
+      </w:r>
+      <w:r>
+        <w:t xml:space="preserve"> на сопоставимых условиях.</w:t>
+      </w:r>
+    </w:p>
+    <w:p>
+      <w:r>
+        <w:t xml:space="preserve">6.2. Прочие условия: </w:t>
+      </w:r>
+      <w:r>
+        <w:t xml:space="preserve">настоящий Договор вступает в силу с момента подписания</w:t>
+      </w:r>
+      <w:r>
+        <w:t xml:space="preserve">.</w:t>
+      </w:r>
+    </w:p>
+    <w:p>
+      <w:r>
+        <w:t xml:space="preserve">6.3. Работы выполняются на основании ранее заключённого Договора № </w:t>
+      </w:r>
+      <w:r>
+        <w:t xml:space="preserve">2/17</w:t>
       </w:r>
       <w:r>
         <w:t xml:space="preserve"> между теми же сторонами.</w:t>
@@ -1119,29 +1141,73 @@
     </w:p>
     <w:p>
       <w:r>
-        <w:t xml:space="preserve">6.2. Первичные документы: </w:t>
-      </w:r>
-      <w:r>
-        <w:t xml:space="preserve">как указано в пункте 4.2 настоящего Договора</w:t>
-      </w:r>
-      <w:r>
-        <w:t xml:space="preserve">.</w:t>
-      </w:r>
-    </w:p>
-    <w:p>
-      <w:r>
-        <w:t xml:space="preserve">6.3. Запись о лицензии внесена в реестр за регистрационным номером </w:t>
-      </w:r>
-      <w:r>
-        <w:t xml:space="preserve">509118266</w:t>
-      </w:r>
-      <w:r>
-        <w:t xml:space="preserve">.</w:t>
-      </w:r>
-    </w:p>
-    <w:p>
-      <w:r>
-        <w:t xml:space="preserve">6.4. Внутренний учёт ведётся отдельно: </w:t>
+        <w:t xml:space="preserve">6.4. Первичные документы: </w:t>
+      </w:r>
+      <w:r>
+        <w:t xml:space="preserve">счёт-фактура выставлена без ссылки на номер</w:t>
+      </w:r>
+      <w:r>
+        <w:t xml:space="preserve">.</w:t>
+      </w:r>
+    </w:p>
+    <w:p>
+      <w:r>
+        <w:t xml:space="preserve">6.5. Паспорт гражданина Российской Федерации выдан </w:t>
+      </w:r>
+      <w:r>
+        <w:t xml:space="preserve">Отделом внутренних дел «Тропарёво» г. Москвы</w:t>
+      </w:r>
+      <w:r>
+        <w:t xml:space="preserve">, паспорт предъявлен при подписании.</w:t>
+      </w:r>
+    </w:p>
+    <w:p>
+      <w:r>
+        <w:t xml:space="preserve">6.6. Сопутствующие сведения: </w:t>
+      </w:r>
+      <w:r>
+        <w:t xml:space="preserve">заявление подано в ОВД по месту жительства заявителя</w:t>
+      </w:r>
+      <w:r>
+        <w:t xml:space="preserve">.</w:t>
+      </w:r>
+    </w:p>
+    <w:p>
+      <w:r>
+        <w:t xml:space="preserve">6.7. Запись о государственной регистрации внесена регистрирующим органом: </w:t>
+      </w:r>
+      <w:r>
+        <w:t xml:space="preserve">УФНС России по Республике Татарстан</w:t>
+      </w:r>
+      <w:r>
+        <w:t xml:space="preserve">.</w:t>
+      </w:r>
+    </w:p>
+    <w:p>
+      <w:r>
+        <w:t xml:space="preserve">6.8. Общие сведения о регистрации: </w:t>
+      </w:r>
+      <w:r>
+        <w:t xml:space="preserve">предприниматель зарегистрирован, запись внесена в ЕГРИП</w:t>
+      </w:r>
+      <w:r>
+        <w:t xml:space="preserve">.</w:t>
+      </w:r>
+    </w:p>
+    <w:p>
+      <w:r>
+        <w:t xml:space="preserve">6.9. Запись о лицензии внесена в реестр за регистрационным номером </w:t>
+      </w:r>
+      <w:r>
+        <w:t xml:space="preserve">895217304</w:t>
+      </w:r>
+      <w:r>
+        <w:t xml:space="preserve">.</w:t>
+      </w:r>
+    </w:p>
+    <w:p>
+      <w:r>
+        <w:t xml:space="preserve">6.10. Внутренний учёт ведётся отдельно: </w:t>
       </w:r>
       <w:r>
         <w:t xml:space="preserve">инвентарный номер 123456789</w:t>
@@ -1152,32 +1218,32 @@
     </w:p>
     <w:p>
       <w:r>
-        <w:t xml:space="preserve">6.5. Полномочия представителя подтверждены доверенностью, реестровый номер </w:t>
-      </w:r>
-      <w:r>
-        <w:t xml:space="preserve">23/5-н/23-2025-2-1104</w:t>
-      </w:r>
-      <w:r>
-        <w:t xml:space="preserve">.</w:t>
-      </w:r>
-    </w:p>
-    <w:p>
-      <w:r>
-        <w:t xml:space="preserve">6.6. Для сопоставления в учёте указывается: </w:t>
-      </w:r>
-      <w:r>
-        <w:t xml:space="preserve">пп. 4/5-1 и 7/2-3 Правил страхования</w:t>
-      </w:r>
-      <w:r>
-        <w:t xml:space="preserve">.</w:t>
-      </w:r>
-    </w:p>
-    <w:p>
-      <w:r>
-        <w:t xml:space="preserve">6.7. Решение принято большинством в </w:t>
-      </w:r>
-      <w:r>
-        <w:t xml:space="preserve">51 % акций</w:t>
+        <w:t xml:space="preserve">6.11. Полномочия представителя подтверждены доверенностью, реестровый номер </w:t>
+      </w:r>
+      <w:r>
+        <w:t xml:space="preserve">77/714-н/77-2024-1-502</w:t>
+      </w:r>
+      <w:r>
+        <w:t xml:space="preserve">.</w:t>
+      </w:r>
+    </w:p>
+    <w:p>
+      <w:r>
+        <w:t xml:space="preserve">6.12. Для сопоставления в учёте указывается: </w:t>
+      </w:r>
+      <w:r>
+        <w:t xml:space="preserve">ГОСТ Р 52044-2003</w:t>
+      </w:r>
+      <w:r>
+        <w:t xml:space="preserve">.</w:t>
+      </w:r>
+    </w:p>
+    <w:p>
+      <w:r>
+        <w:t xml:space="preserve">6.13. Решение принято большинством в </w:t>
+      </w:r>
+      <w:r>
+        <w:t xml:space="preserve">40 % уставного капитала</w:t>
       </w:r>
       <w:r>
         <w:t xml:space="preserve"> от общего числа голосов членов совета директоров.</w:t>
@@ -1185,7 +1251,7 @@
     </w:p>
     <w:p>
       <w:r>
-        <w:t xml:space="preserve">6.8. Кворум определяется уставом: </w:t>
+        <w:t xml:space="preserve">6.14. Кворум определяется уставом: </w:t>
       </w:r>
       <w:r>
         <w:t xml:space="preserve">доля брака не превышает 1 % партии</w:t>

--- a/tests/corpus_v2/docs/cx_lease_0021.docx
+++ b/tests/corpus_v2/docs/cx_lease_0021.docx
@@ -39,7 +39,7 @@
         <w:t xml:space="preserve">     </w:t>
       </w:r>
       <w:r>
-        <w:t xml:space="preserve">26 января 2024 г.</w:t>
+        <w:t xml:space="preserve">26 января 2024 года</w:t>
       </w:r>
     </w:p>
     <w:p/>
